--- a/初赛提交材料/技术文档/设计报告.docx
+++ b/初赛提交材料/技术文档/设计报告.docx
@@ -552,7 +552,7 @@
             </w:rPr>
             <w:fldChar w:fldCharType="separate"/>
           </w:r>
-          <w:hyperlink w:anchor="_Toc198515051" w:history="1">
+          <w:hyperlink w:anchor="_Toc198515472" w:history="1">
             <w:r>
               <w:rPr>
                 <w:rStyle w:val="a8"/>
@@ -600,7 +600,7 @@
                 <w:sz w:val="21"/>
                 <w:szCs w:val="21"/>
               </w:rPr>
-              <w:instrText>PAGEREF _Toc198515051 \h</w:instrText>
+              <w:instrText>PAGEREF _Toc198515472 \h</w:instrText>
             </w:r>
             <w:r>
               <w:rPr>
@@ -664,7 +664,7 @@
               <w:noProof/>
             </w:rPr>
           </w:pPr>
-          <w:hyperlink w:anchor="_Toc198515052" w:history="1">
+          <w:hyperlink w:anchor="_Toc198515473" w:history="1">
             <w:r>
               <w:rPr>
                 <w:rStyle w:val="a8"/>
@@ -702,7 +702,7 @@
                 <w:noProof/>
                 <w:webHidden/>
               </w:rPr>
-              <w:instrText>PAGEREF _Toc198515052 \h</w:instrText>
+              <w:instrText>PAGEREF _Toc198515473 \h</w:instrText>
             </w:r>
             <w:r>
               <w:rPr>
@@ -756,7 +756,7 @@
               <w:noProof/>
             </w:rPr>
           </w:pPr>
-          <w:hyperlink w:anchor="_Toc198515053" w:history="1">
+          <w:hyperlink w:anchor="_Toc198515474" w:history="1">
             <w:r>
               <w:rPr>
                 <w:rStyle w:val="a8"/>
@@ -794,7 +794,7 @@
                 <w:noProof/>
                 <w:webHidden/>
               </w:rPr>
-              <w:instrText>PAGEREF _Toc198515053 \h</w:instrText>
+              <w:instrText>PAGEREF _Toc198515474 \h</w:instrText>
             </w:r>
             <w:r>
               <w:rPr>
@@ -849,7 +849,7 @@
               <w:szCs w:val="21"/>
             </w:rPr>
           </w:pPr>
-          <w:hyperlink w:anchor="_Toc198515054" w:history="1">
+          <w:hyperlink w:anchor="_Toc198515475" w:history="1">
             <w:r>
               <w:rPr>
                 <w:rStyle w:val="a8"/>
@@ -897,7 +897,7 @@
                 <w:sz w:val="21"/>
                 <w:szCs w:val="21"/>
               </w:rPr>
-              <w:instrText>PAGEREF _Toc198515054 \h</w:instrText>
+              <w:instrText>PAGEREF _Toc198515475 \h</w:instrText>
             </w:r>
             <w:r>
               <w:rPr>
@@ -962,7 +962,7 @@
               <w:szCs w:val="21"/>
             </w:rPr>
           </w:pPr>
-          <w:hyperlink w:anchor="_Toc198515055" w:history="1">
+          <w:hyperlink w:anchor="_Toc198515476" w:history="1">
             <w:r>
               <w:rPr>
                 <w:rStyle w:val="a8"/>
@@ -1010,7 +1010,7 @@
                 <w:sz w:val="21"/>
                 <w:szCs w:val="21"/>
               </w:rPr>
-              <w:instrText>PAGEREF _Toc198515055 \h</w:instrText>
+              <w:instrText>PAGEREF _Toc198515476 \h</w:instrText>
             </w:r>
             <w:r>
               <w:rPr>
@@ -1074,7 +1074,7 @@
               <w:noProof/>
             </w:rPr>
           </w:pPr>
-          <w:hyperlink w:anchor="_Toc198515056" w:history="1">
+          <w:hyperlink w:anchor="_Toc198515477" w:history="1">
             <w:r>
               <w:rPr>
                 <w:rStyle w:val="a8"/>
@@ -1112,7 +1112,7 @@
                 <w:noProof/>
                 <w:webHidden/>
               </w:rPr>
-              <w:instrText>PAGEREF _Toc198515056 \h</w:instrText>
+              <w:instrText>PAGEREF _Toc198515477 \h</w:instrText>
             </w:r>
             <w:r>
               <w:rPr>
@@ -1166,7 +1166,7 @@
               <w:noProof/>
             </w:rPr>
           </w:pPr>
-          <w:hyperlink w:anchor="_Toc198515057" w:history="1">
+          <w:hyperlink w:anchor="_Toc198515478" w:history="1">
             <w:r>
               <w:rPr>
                 <w:rStyle w:val="a8"/>
@@ -1204,7 +1204,7 @@
                 <w:noProof/>
                 <w:webHidden/>
               </w:rPr>
-              <w:instrText>PAGEREF _Toc198515057 \h</w:instrText>
+              <w:instrText>PAGEREF _Toc198515478 \h</w:instrText>
             </w:r>
             <w:r>
               <w:rPr>
@@ -1258,7 +1258,7 @@
               <w:noProof/>
             </w:rPr>
           </w:pPr>
-          <w:hyperlink w:anchor="_Toc198515058" w:history="1">
+          <w:hyperlink w:anchor="_Toc198515479" w:history="1">
             <w:r>
               <w:rPr>
                 <w:rStyle w:val="a8"/>
@@ -1296,7 +1296,7 @@
                 <w:noProof/>
                 <w:webHidden/>
               </w:rPr>
-              <w:instrText>PAGEREF _Toc198515058 \h</w:instrText>
+              <w:instrText>PAGEREF _Toc198515479 \h</w:instrText>
             </w:r>
             <w:r>
               <w:rPr>
@@ -1350,7 +1350,7 @@
               <w:noProof/>
             </w:rPr>
           </w:pPr>
-          <w:hyperlink w:anchor="_Toc198515059" w:history="1">
+          <w:hyperlink w:anchor="_Toc198515480" w:history="1">
             <w:r>
               <w:rPr>
                 <w:rStyle w:val="a8"/>
@@ -1388,7 +1388,7 @@
                 <w:noProof/>
                 <w:webHidden/>
               </w:rPr>
-              <w:instrText>PAGEREF _Toc198515059 \h</w:instrText>
+              <w:instrText>PAGEREF _Toc198515480 \h</w:instrText>
             </w:r>
             <w:r>
               <w:rPr>
@@ -1442,7 +1442,7 @@
               <w:noProof/>
             </w:rPr>
           </w:pPr>
-          <w:hyperlink w:anchor="_Toc198515060" w:history="1">
+          <w:hyperlink w:anchor="_Toc198515481" w:history="1">
             <w:r>
               <w:rPr>
                 <w:rStyle w:val="a8"/>
@@ -1480,7 +1480,7 @@
                 <w:noProof/>
                 <w:webHidden/>
               </w:rPr>
-              <w:instrText>PAGEREF _Toc198515060 \h</w:instrText>
+              <w:instrText>PAGEREF _Toc198515481 \h</w:instrText>
             </w:r>
             <w:r>
               <w:rPr>
@@ -1534,7 +1534,7 @@
               <w:noProof/>
             </w:rPr>
           </w:pPr>
-          <w:hyperlink w:anchor="_Toc198515061" w:history="1">
+          <w:hyperlink w:anchor="_Toc198515482" w:history="1">
             <w:r>
               <w:rPr>
                 <w:rStyle w:val="a8"/>
@@ -1572,7 +1572,7 @@
                 <w:noProof/>
                 <w:webHidden/>
               </w:rPr>
-              <w:instrText>PAGEREF _Toc198515061 \h</w:instrText>
+              <w:instrText>PAGEREF _Toc198515482 \h</w:instrText>
             </w:r>
             <w:r>
               <w:rPr>
@@ -1626,7 +1626,7 @@
               <w:noProof/>
             </w:rPr>
           </w:pPr>
-          <w:hyperlink w:anchor="_Toc198515062" w:history="1">
+          <w:hyperlink w:anchor="_Toc198515483" w:history="1">
             <w:r>
               <w:rPr>
                 <w:rStyle w:val="a8"/>
@@ -1664,7 +1664,7 @@
                 <w:noProof/>
                 <w:webHidden/>
               </w:rPr>
-              <w:instrText>PAGEREF _Toc198515062 \h</w:instrText>
+              <w:instrText>PAGEREF _Toc198515483 \h</w:instrText>
             </w:r>
             <w:r>
               <w:rPr>
@@ -1718,7 +1718,7 @@
               <w:noProof/>
             </w:rPr>
           </w:pPr>
-          <w:hyperlink w:anchor="_Toc198515063" w:history="1">
+          <w:hyperlink w:anchor="_Toc198515484" w:history="1">
             <w:r>
               <w:rPr>
                 <w:rStyle w:val="a8"/>
@@ -1756,7 +1756,7 @@
                 <w:noProof/>
                 <w:webHidden/>
               </w:rPr>
-              <w:instrText>PAGEREF _Toc198515063 \h</w:instrText>
+              <w:instrText>PAGEREF _Toc198515484 \h</w:instrText>
             </w:r>
             <w:r>
               <w:rPr>
@@ -1810,7 +1810,7 @@
               <w:noProof/>
             </w:rPr>
           </w:pPr>
-          <w:hyperlink w:anchor="_Toc198515064" w:history="1">
+          <w:hyperlink w:anchor="_Toc198515485" w:history="1">
             <w:r>
               <w:rPr>
                 <w:rStyle w:val="a8"/>
@@ -1848,7 +1848,7 @@
                 <w:noProof/>
                 <w:webHidden/>
               </w:rPr>
-              <w:instrText>PAGEREF _Toc198515064 \h</w:instrText>
+              <w:instrText>PAGEREF _Toc198515485 \h</w:instrText>
             </w:r>
             <w:r>
               <w:rPr>
@@ -1902,7 +1902,7 @@
               <w:noProof/>
             </w:rPr>
           </w:pPr>
-          <w:hyperlink w:anchor="_Toc198515065" w:history="1">
+          <w:hyperlink w:anchor="_Toc198515486" w:history="1">
             <w:r>
               <w:rPr>
                 <w:rStyle w:val="a8"/>
@@ -1940,7 +1940,7 @@
                 <w:noProof/>
                 <w:webHidden/>
               </w:rPr>
-              <w:instrText>PAGEREF _Toc198515065 \h</w:instrText>
+              <w:instrText>PAGEREF _Toc198515486 \h</w:instrText>
             </w:r>
             <w:r>
               <w:rPr>
@@ -1994,7 +1994,7 @@
               <w:noProof/>
             </w:rPr>
           </w:pPr>
-          <w:hyperlink w:anchor="_Toc198515066" w:history="1">
+          <w:hyperlink w:anchor="_Toc198515487" w:history="1">
             <w:r>
               <w:rPr>
                 <w:rStyle w:val="a8"/>
@@ -2032,7 +2032,7 @@
                 <w:noProof/>
                 <w:webHidden/>
               </w:rPr>
-              <w:instrText>PAGEREF _Toc198515066 \h</w:instrText>
+              <w:instrText>PAGEREF _Toc198515487 \h</w:instrText>
             </w:r>
             <w:r>
               <w:rPr>
@@ -2086,7 +2086,7 @@
               <w:noProof/>
             </w:rPr>
           </w:pPr>
-          <w:hyperlink w:anchor="_Toc198515067" w:history="1">
+          <w:hyperlink w:anchor="_Toc198515488" w:history="1">
             <w:r>
               <w:rPr>
                 <w:rStyle w:val="a8"/>
@@ -2124,7 +2124,7 @@
                 <w:noProof/>
                 <w:webHidden/>
               </w:rPr>
-              <w:instrText>PAGEREF _Toc198515067 \h</w:instrText>
+              <w:instrText>PAGEREF _Toc198515488 \h</w:instrText>
             </w:r>
             <w:r>
               <w:rPr>
@@ -2178,7 +2178,7 @@
               <w:noProof/>
             </w:rPr>
           </w:pPr>
-          <w:hyperlink w:anchor="_Toc198515068" w:history="1">
+          <w:hyperlink w:anchor="_Toc198515489" w:history="1">
             <w:r>
               <w:rPr>
                 <w:rStyle w:val="a8"/>
@@ -2216,7 +2216,7 @@
                 <w:noProof/>
                 <w:webHidden/>
               </w:rPr>
-              <w:instrText>PAGEREF _Toc198515068 \h</w:instrText>
+              <w:instrText>PAGEREF _Toc198515489 \h</w:instrText>
             </w:r>
             <w:r>
               <w:rPr>
@@ -2270,7 +2270,7 @@
               <w:noProof/>
             </w:rPr>
           </w:pPr>
-          <w:hyperlink w:anchor="_Toc198515069" w:history="1">
+          <w:hyperlink w:anchor="_Toc198515490" w:history="1">
             <w:r>
               <w:rPr>
                 <w:rStyle w:val="a8"/>
@@ -2308,7 +2308,7 @@
                 <w:noProof/>
                 <w:webHidden/>
               </w:rPr>
-              <w:instrText>PAGEREF _Toc198515069 \h</w:instrText>
+              <w:instrText>PAGEREF _Toc198515490 \h</w:instrText>
             </w:r>
             <w:r>
               <w:rPr>
@@ -2362,7 +2362,7 @@
               <w:noProof/>
             </w:rPr>
           </w:pPr>
-          <w:hyperlink w:anchor="_Toc198515070" w:history="1">
+          <w:hyperlink w:anchor="_Toc198515491" w:history="1">
             <w:r>
               <w:rPr>
                 <w:rStyle w:val="a8"/>
@@ -2400,7 +2400,7 @@
                 <w:noProof/>
                 <w:webHidden/>
               </w:rPr>
-              <w:instrText>PAGEREF _Toc198515070 \h</w:instrText>
+              <w:instrText>PAGEREF _Toc198515491 \h</w:instrText>
             </w:r>
             <w:r>
               <w:rPr>
@@ -2454,7 +2454,7 @@
               <w:noProof/>
             </w:rPr>
           </w:pPr>
-          <w:hyperlink w:anchor="_Toc198515071" w:history="1">
+          <w:hyperlink w:anchor="_Toc198515492" w:history="1">
             <w:r>
               <w:rPr>
                 <w:rStyle w:val="a8"/>
@@ -2492,7 +2492,7 @@
                 <w:noProof/>
                 <w:webHidden/>
               </w:rPr>
-              <w:instrText>PAGEREF _Toc198515071 \h</w:instrText>
+              <w:instrText>PAGEREF _Toc198515492 \h</w:instrText>
             </w:r>
             <w:r>
               <w:rPr>
@@ -2546,7 +2546,7 @@
               <w:noProof/>
             </w:rPr>
           </w:pPr>
-          <w:hyperlink w:anchor="_Toc198515072" w:history="1">
+          <w:hyperlink w:anchor="_Toc198515493" w:history="1">
             <w:r>
               <w:rPr>
                 <w:rStyle w:val="a8"/>
@@ -2584,7 +2584,7 @@
                 <w:noProof/>
                 <w:webHidden/>
               </w:rPr>
-              <w:instrText>PAGEREF _Toc198515072 \h</w:instrText>
+              <w:instrText>PAGEREF _Toc198515493 \h</w:instrText>
             </w:r>
             <w:r>
               <w:rPr>
@@ -2638,7 +2638,7 @@
               <w:noProof/>
             </w:rPr>
           </w:pPr>
-          <w:hyperlink w:anchor="_Toc198515073" w:history="1">
+          <w:hyperlink w:anchor="_Toc198515494" w:history="1">
             <w:r>
               <w:rPr>
                 <w:rStyle w:val="a8"/>
@@ -2676,7 +2676,7 @@
                 <w:noProof/>
                 <w:webHidden/>
               </w:rPr>
-              <w:instrText>PAGEREF _Toc198515073 \h</w:instrText>
+              <w:instrText>PAGEREF _Toc198515494 \h</w:instrText>
             </w:r>
             <w:r>
               <w:rPr>
@@ -2731,7 +2731,7 @@
               <w:szCs w:val="21"/>
             </w:rPr>
           </w:pPr>
-          <w:hyperlink w:anchor="_Toc198515074" w:history="1">
+          <w:hyperlink w:anchor="_Toc198515495" w:history="1">
             <w:r>
               <w:rPr>
                 <w:rStyle w:val="a8"/>
@@ -2779,7 +2779,7 @@
                 <w:sz w:val="21"/>
                 <w:szCs w:val="21"/>
               </w:rPr>
-              <w:instrText>PAGEREF _Toc198515074 \h</w:instrText>
+              <w:instrText>PAGEREF _Toc198515495 \h</w:instrText>
             </w:r>
             <w:r>
               <w:rPr>
@@ -2843,7 +2843,7 @@
               <w:noProof/>
             </w:rPr>
           </w:pPr>
-          <w:hyperlink w:anchor="_Toc198515075" w:history="1">
+          <w:hyperlink w:anchor="_Toc198515496" w:history="1">
             <w:r>
               <w:rPr>
                 <w:rStyle w:val="a8"/>
@@ -2881,7 +2881,7 @@
                 <w:noProof/>
                 <w:webHidden/>
               </w:rPr>
-              <w:instrText>PAGEREF _Toc198515075 \h</w:instrText>
+              <w:instrText>PAGEREF _Toc198515496 \h</w:instrText>
             </w:r>
             <w:r>
               <w:rPr>
@@ -2935,7 +2935,7 @@
               <w:noProof/>
             </w:rPr>
           </w:pPr>
-          <w:hyperlink w:anchor="_Toc198515076" w:history="1">
+          <w:hyperlink w:anchor="_Toc198515497" w:history="1">
             <w:r>
               <w:rPr>
                 <w:rStyle w:val="a8"/>
@@ -2973,7 +2973,7 @@
                 <w:noProof/>
                 <w:webHidden/>
               </w:rPr>
-              <w:instrText>PAGEREF _Toc198515076 \h</w:instrText>
+              <w:instrText>PAGEREF _Toc198515497 \h</w:instrText>
             </w:r>
             <w:r>
               <w:rPr>
@@ -3027,7 +3027,7 @@
               <w:noProof/>
             </w:rPr>
           </w:pPr>
-          <w:hyperlink w:anchor="_Toc198515077" w:history="1">
+          <w:hyperlink w:anchor="_Toc198515498" w:history="1">
             <w:r>
               <w:rPr>
                 <w:rStyle w:val="a8"/>
@@ -3065,7 +3065,7 @@
                 <w:noProof/>
                 <w:webHidden/>
               </w:rPr>
-              <w:instrText>PAGEREF _Toc198515077 \h</w:instrText>
+              <w:instrText>PAGEREF _Toc198515498 \h</w:instrText>
             </w:r>
             <w:r>
               <w:rPr>
@@ -3119,7 +3119,7 @@
               <w:noProof/>
             </w:rPr>
           </w:pPr>
-          <w:hyperlink w:anchor="_Toc198515078" w:history="1">
+          <w:hyperlink w:anchor="_Toc198515499" w:history="1">
             <w:r>
               <w:rPr>
                 <w:rStyle w:val="a8"/>
@@ -3157,7 +3157,7 @@
                 <w:noProof/>
                 <w:webHidden/>
               </w:rPr>
-              <w:instrText>PAGEREF _Toc198515078 \h</w:instrText>
+              <w:instrText>PAGEREF _Toc198515499 \h</w:instrText>
             </w:r>
             <w:r>
               <w:rPr>
@@ -3211,7 +3211,7 @@
               <w:noProof/>
             </w:rPr>
           </w:pPr>
-          <w:hyperlink w:anchor="_Toc198515079" w:history="1">
+          <w:hyperlink w:anchor="_Toc198515500" w:history="1">
             <w:r>
               <w:rPr>
                 <w:rStyle w:val="a8"/>
@@ -3249,7 +3249,7 @@
                 <w:noProof/>
                 <w:webHidden/>
               </w:rPr>
-              <w:instrText>PAGEREF _Toc198515079 \h</w:instrText>
+              <w:instrText>PAGEREF _Toc198515500 \h</w:instrText>
             </w:r>
             <w:r>
               <w:rPr>
@@ -3303,7 +3303,7 @@
               <w:noProof/>
             </w:rPr>
           </w:pPr>
-          <w:hyperlink w:anchor="_Toc198515080" w:history="1">
+          <w:hyperlink w:anchor="_Toc198515501" w:history="1">
             <w:r>
               <w:rPr>
                 <w:rStyle w:val="a8"/>
@@ -3341,7 +3341,7 @@
                 <w:noProof/>
                 <w:webHidden/>
               </w:rPr>
-              <w:instrText>PAGEREF _Toc198515080 \h</w:instrText>
+              <w:instrText>PAGEREF _Toc198515501 \h</w:instrText>
             </w:r>
             <w:r>
               <w:rPr>
@@ -3395,7 +3395,7 @@
               <w:noProof/>
             </w:rPr>
           </w:pPr>
-          <w:hyperlink w:anchor="_Toc198515081" w:history="1">
+          <w:hyperlink w:anchor="_Toc198515502" w:history="1">
             <w:r>
               <w:rPr>
                 <w:rStyle w:val="a8"/>
@@ -3433,7 +3433,7 @@
                 <w:noProof/>
                 <w:webHidden/>
               </w:rPr>
-              <w:instrText>PAGEREF _Toc198515081 \h</w:instrText>
+              <w:instrText>PAGEREF _Toc198515502 \h</w:instrText>
             </w:r>
             <w:r>
               <w:rPr>
@@ -3487,7 +3487,7 @@
               <w:noProof/>
             </w:rPr>
           </w:pPr>
-          <w:hyperlink w:anchor="_Toc198515082" w:history="1">
+          <w:hyperlink w:anchor="_Toc198515503" w:history="1">
             <w:r>
               <w:rPr>
                 <w:rStyle w:val="a8"/>
@@ -3525,7 +3525,7 @@
                 <w:noProof/>
                 <w:webHidden/>
               </w:rPr>
-              <w:instrText>PAGEREF _Toc198515082 \h</w:instrText>
+              <w:instrText>PAGEREF _Toc198515503 \h</w:instrText>
             </w:r>
             <w:r>
               <w:rPr>
@@ -3579,7 +3579,7 @@
               <w:noProof/>
             </w:rPr>
           </w:pPr>
-          <w:hyperlink w:anchor="_Toc198515083" w:history="1">
+          <w:hyperlink w:anchor="_Toc198515504" w:history="1">
             <w:r>
               <w:rPr>
                 <w:rStyle w:val="a8"/>
@@ -3617,7 +3617,7 @@
                 <w:noProof/>
                 <w:webHidden/>
               </w:rPr>
-              <w:instrText>PAGEREF _Toc198515083 \h</w:instrText>
+              <w:instrText>PAGEREF _Toc198515504 \h</w:instrText>
             </w:r>
             <w:r>
               <w:rPr>
@@ -3671,7 +3671,7 @@
               <w:noProof/>
             </w:rPr>
           </w:pPr>
-          <w:hyperlink w:anchor="_Toc198515084" w:history="1">
+          <w:hyperlink w:anchor="_Toc198515505" w:history="1">
             <w:r>
               <w:rPr>
                 <w:rStyle w:val="a8"/>
@@ -3709,7 +3709,7 @@
                 <w:noProof/>
                 <w:webHidden/>
               </w:rPr>
-              <w:instrText>PAGEREF _Toc198515084 \h</w:instrText>
+              <w:instrText>PAGEREF _Toc198515505 \h</w:instrText>
             </w:r>
             <w:r>
               <w:rPr>
@@ -3764,7 +3764,7 @@
               <w:szCs w:val="21"/>
             </w:rPr>
           </w:pPr>
-          <w:hyperlink w:anchor="_Toc198515085" w:history="1">
+          <w:hyperlink w:anchor="_Toc198515506" w:history="1">
             <w:r>
               <w:rPr>
                 <w:rStyle w:val="a8"/>
@@ -3812,7 +3812,7 @@
                 <w:sz w:val="21"/>
                 <w:szCs w:val="21"/>
               </w:rPr>
-              <w:instrText>PAGEREF _Toc198515085 \h</w:instrText>
+              <w:instrText>PAGEREF _Toc198515506 \h</w:instrText>
             </w:r>
             <w:r>
               <w:rPr>
@@ -3876,7 +3876,7 @@
               <w:noProof/>
             </w:rPr>
           </w:pPr>
-          <w:hyperlink w:anchor="_Toc198515086" w:history="1">
+          <w:hyperlink w:anchor="_Toc198515507" w:history="1">
             <w:r>
               <w:rPr>
                 <w:rStyle w:val="a8"/>
@@ -3914,7 +3914,7 @@
                 <w:noProof/>
                 <w:webHidden/>
               </w:rPr>
-              <w:instrText>PAGEREF _Toc198515086 \h</w:instrText>
+              <w:instrText>PAGEREF _Toc198515507 \h</w:instrText>
             </w:r>
             <w:r>
               <w:rPr>
@@ -3968,7 +3968,7 @@
               <w:noProof/>
             </w:rPr>
           </w:pPr>
-          <w:hyperlink w:anchor="_Toc198515087" w:history="1">
+          <w:hyperlink w:anchor="_Toc198515508" w:history="1">
             <w:r>
               <w:rPr>
                 <w:rStyle w:val="a8"/>
@@ -4006,7 +4006,7 @@
                 <w:noProof/>
                 <w:webHidden/>
               </w:rPr>
-              <w:instrText>PAGEREF _Toc198515087 \h</w:instrText>
+              <w:instrText>PAGEREF _Toc198515508 \h</w:instrText>
             </w:r>
             <w:r>
               <w:rPr>
@@ -4060,7 +4060,7 @@
               <w:noProof/>
             </w:rPr>
           </w:pPr>
-          <w:hyperlink w:anchor="_Toc198515088" w:history="1">
+          <w:hyperlink w:anchor="_Toc198515509" w:history="1">
             <w:r>
               <w:rPr>
                 <w:rStyle w:val="a8"/>
@@ -4098,7 +4098,7 @@
                 <w:noProof/>
                 <w:webHidden/>
               </w:rPr>
-              <w:instrText>PAGEREF _Toc198515088 \h</w:instrText>
+              <w:instrText>PAGEREF _Toc198515509 \h</w:instrText>
             </w:r>
             <w:r>
               <w:rPr>
@@ -4152,7 +4152,7 @@
               <w:noProof/>
             </w:rPr>
           </w:pPr>
-          <w:hyperlink w:anchor="_Toc198515089" w:history="1">
+          <w:hyperlink w:anchor="_Toc198515510" w:history="1">
             <w:r>
               <w:rPr>
                 <w:rStyle w:val="a8"/>
@@ -4190,7 +4190,7 @@
                 <w:noProof/>
                 <w:webHidden/>
               </w:rPr>
-              <w:instrText>PAGEREF _Toc198515089 \h</w:instrText>
+              <w:instrText>PAGEREF _Toc198515510 \h</w:instrText>
             </w:r>
             <w:r>
               <w:rPr>
@@ -4244,7 +4244,7 @@
               <w:noProof/>
             </w:rPr>
           </w:pPr>
-          <w:hyperlink w:anchor="_Toc198515090" w:history="1">
+          <w:hyperlink w:anchor="_Toc198515511" w:history="1">
             <w:r>
               <w:rPr>
                 <w:rStyle w:val="a8"/>
@@ -4282,7 +4282,7 @@
                 <w:noProof/>
                 <w:webHidden/>
               </w:rPr>
-              <w:instrText>PAGEREF _Toc198515090 \h</w:instrText>
+              <w:instrText>PAGEREF _Toc198515511 \h</w:instrText>
             </w:r>
             <w:r>
               <w:rPr>
@@ -4336,7 +4336,7 @@
               <w:noProof/>
             </w:rPr>
           </w:pPr>
-          <w:hyperlink w:anchor="_Toc198515091" w:history="1">
+          <w:hyperlink w:anchor="_Toc198515512" w:history="1">
             <w:r>
               <w:rPr>
                 <w:rStyle w:val="a8"/>
@@ -4374,7 +4374,7 @@
                 <w:noProof/>
                 <w:webHidden/>
               </w:rPr>
-              <w:instrText>PAGEREF _Toc198515091 \h</w:instrText>
+              <w:instrText>PAGEREF _Toc198515512 \h</w:instrText>
             </w:r>
             <w:r>
               <w:rPr>
@@ -4428,7 +4428,7 @@
               <w:noProof/>
             </w:rPr>
           </w:pPr>
-          <w:hyperlink w:anchor="_Toc198515092" w:history="1">
+          <w:hyperlink w:anchor="_Toc198515513" w:history="1">
             <w:r>
               <w:rPr>
                 <w:rStyle w:val="a8"/>
@@ -4466,7 +4466,7 @@
                 <w:noProof/>
                 <w:webHidden/>
               </w:rPr>
-              <w:instrText>PAGEREF _Toc198515092 \h</w:instrText>
+              <w:instrText>PAGEREF _Toc198515513 \h</w:instrText>
             </w:r>
             <w:r>
               <w:rPr>
@@ -4520,7 +4520,7 @@
               <w:noProof/>
             </w:rPr>
           </w:pPr>
-          <w:hyperlink w:anchor="_Toc198515093" w:history="1">
+          <w:hyperlink w:anchor="_Toc198515514" w:history="1">
             <w:r>
               <w:rPr>
                 <w:rStyle w:val="a8"/>
@@ -4558,7 +4558,7 @@
                 <w:noProof/>
                 <w:webHidden/>
               </w:rPr>
-              <w:instrText>PAGEREF _Toc198515093 \h</w:instrText>
+              <w:instrText>PAGEREF _Toc198515514 \h</w:instrText>
             </w:r>
             <w:r>
               <w:rPr>
@@ -4612,7 +4612,7 @@
               <w:noProof/>
             </w:rPr>
           </w:pPr>
-          <w:hyperlink w:anchor="_Toc198515094" w:history="1">
+          <w:hyperlink w:anchor="_Toc198515515" w:history="1">
             <w:r>
               <w:rPr>
                 <w:rStyle w:val="a8"/>
@@ -4650,7 +4650,7 @@
                 <w:noProof/>
                 <w:webHidden/>
               </w:rPr>
-              <w:instrText>PAGEREF _Toc198515094 \h</w:instrText>
+              <w:instrText>PAGEREF _Toc198515515 \h</w:instrText>
             </w:r>
             <w:r>
               <w:rPr>
@@ -4704,7 +4704,7 @@
               <w:noProof/>
             </w:rPr>
           </w:pPr>
-          <w:hyperlink w:anchor="_Toc198515095" w:history="1">
+          <w:hyperlink w:anchor="_Toc198515516" w:history="1">
             <w:r>
               <w:rPr>
                 <w:rStyle w:val="a8"/>
@@ -4742,7 +4742,7 @@
                 <w:noProof/>
                 <w:webHidden/>
               </w:rPr>
-              <w:instrText>PAGEREF _Toc198515095 \h</w:instrText>
+              <w:instrText>PAGEREF _Toc198515516 \h</w:instrText>
             </w:r>
             <w:r>
               <w:rPr>
@@ -4796,7 +4796,7 @@
               <w:noProof/>
             </w:rPr>
           </w:pPr>
-          <w:hyperlink w:anchor="_Toc198515096" w:history="1">
+          <w:hyperlink w:anchor="_Toc198515517" w:history="1">
             <w:r>
               <w:rPr>
                 <w:rStyle w:val="a8"/>
@@ -4834,7 +4834,7 @@
                 <w:noProof/>
                 <w:webHidden/>
               </w:rPr>
-              <w:instrText>PAGEREF _Toc198515096 \h</w:instrText>
+              <w:instrText>PAGEREF _Toc198515517 \h</w:instrText>
             </w:r>
             <w:r>
               <w:rPr>
@@ -4888,7 +4888,7 @@
               <w:noProof/>
             </w:rPr>
           </w:pPr>
-          <w:hyperlink w:anchor="_Toc198515097" w:history="1">
+          <w:hyperlink w:anchor="_Toc198515518" w:history="1">
             <w:r>
               <w:rPr>
                 <w:rStyle w:val="a8"/>
@@ -4926,7 +4926,7 @@
                 <w:noProof/>
                 <w:webHidden/>
               </w:rPr>
-              <w:instrText>PAGEREF _Toc198515097 \h</w:instrText>
+              <w:instrText>PAGEREF _Toc198515518 \h</w:instrText>
             </w:r>
             <w:r>
               <w:rPr>
@@ -4980,7 +4980,7 @@
               <w:noProof/>
             </w:rPr>
           </w:pPr>
-          <w:hyperlink w:anchor="_Toc198515098" w:history="1">
+          <w:hyperlink w:anchor="_Toc198515519" w:history="1">
             <w:r>
               <w:rPr>
                 <w:rStyle w:val="a8"/>
@@ -5018,7 +5018,7 @@
                 <w:noProof/>
                 <w:webHidden/>
               </w:rPr>
-              <w:instrText>PAGEREF _Toc198515098 \h</w:instrText>
+              <w:instrText>PAGEREF _Toc198515519 \h</w:instrText>
             </w:r>
             <w:r>
               <w:rPr>
@@ -5072,7 +5072,7 @@
               <w:noProof/>
             </w:rPr>
           </w:pPr>
-          <w:hyperlink w:anchor="_Toc198515099" w:history="1">
+          <w:hyperlink w:anchor="_Toc198515520" w:history="1">
             <w:r>
               <w:rPr>
                 <w:rStyle w:val="a8"/>
@@ -5110,7 +5110,7 @@
                 <w:noProof/>
                 <w:webHidden/>
               </w:rPr>
-              <w:instrText>PAGEREF _Toc198515099 \h</w:instrText>
+              <w:instrText>PAGEREF _Toc198515520 \h</w:instrText>
             </w:r>
             <w:r>
               <w:rPr>
@@ -5164,7 +5164,7 @@
               <w:noProof/>
             </w:rPr>
           </w:pPr>
-          <w:hyperlink w:anchor="_Toc198515100" w:history="1">
+          <w:hyperlink w:anchor="_Toc198515521" w:history="1">
             <w:r>
               <w:rPr>
                 <w:rStyle w:val="a8"/>
@@ -5202,7 +5202,7 @@
                 <w:noProof/>
                 <w:webHidden/>
               </w:rPr>
-              <w:instrText>PAGEREF _Toc198515100 \h</w:instrText>
+              <w:instrText>PAGEREF _Toc198515521 \h</w:instrText>
             </w:r>
             <w:r>
               <w:rPr>
@@ -5256,7 +5256,7 @@
               <w:noProof/>
             </w:rPr>
           </w:pPr>
-          <w:hyperlink w:anchor="_Toc198515101" w:history="1">
+          <w:hyperlink w:anchor="_Toc198515522" w:history="1">
             <w:r>
               <w:rPr>
                 <w:rStyle w:val="a8"/>
@@ -5294,7 +5294,7 @@
                 <w:noProof/>
                 <w:webHidden/>
               </w:rPr>
-              <w:instrText>PAGEREF _Toc198515101 \h</w:instrText>
+              <w:instrText>PAGEREF _Toc198515522 \h</w:instrText>
             </w:r>
             <w:r>
               <w:rPr>
@@ -5348,7 +5348,7 @@
               <w:noProof/>
             </w:rPr>
           </w:pPr>
-          <w:hyperlink w:anchor="_Toc198515102" w:history="1">
+          <w:hyperlink w:anchor="_Toc198515523" w:history="1">
             <w:r>
               <w:rPr>
                 <w:rStyle w:val="a8"/>
@@ -5386,7 +5386,7 @@
                 <w:noProof/>
                 <w:webHidden/>
               </w:rPr>
-              <w:instrText>PAGEREF _Toc198515102 \h</w:instrText>
+              <w:instrText>PAGEREF _Toc198515523 \h</w:instrText>
             </w:r>
             <w:r>
               <w:rPr>
@@ -5441,7 +5441,7 @@
               <w:szCs w:val="21"/>
             </w:rPr>
           </w:pPr>
-          <w:hyperlink w:anchor="_Toc198515103" w:history="1">
+          <w:hyperlink w:anchor="_Toc198515524" w:history="1">
             <w:r>
               <w:rPr>
                 <w:rStyle w:val="a8"/>
@@ -5489,7 +5489,7 @@
                 <w:sz w:val="21"/>
                 <w:szCs w:val="21"/>
               </w:rPr>
-              <w:instrText>PAGEREF _Toc198515103 \h</w:instrText>
+              <w:instrText>PAGEREF _Toc198515524 \h</w:instrText>
             </w:r>
             <w:r>
               <w:rPr>
@@ -5553,7 +5553,7 @@
               <w:noProof/>
             </w:rPr>
           </w:pPr>
-          <w:hyperlink w:anchor="_Toc198515104" w:history="1">
+          <w:hyperlink w:anchor="_Toc198515525" w:history="1">
             <w:r>
               <w:rPr>
                 <w:rStyle w:val="a8"/>
@@ -5591,7 +5591,7 @@
                 <w:noProof/>
                 <w:webHidden/>
               </w:rPr>
-              <w:instrText>PAGEREF _Toc198515104 \h</w:instrText>
+              <w:instrText>PAGEREF _Toc198515525 \h</w:instrText>
             </w:r>
             <w:r>
               <w:rPr>
@@ -5646,7 +5646,7 @@
               <w:szCs w:val="21"/>
             </w:rPr>
           </w:pPr>
-          <w:hyperlink w:anchor="_Toc198515105" w:history="1">
+          <w:hyperlink w:anchor="_Toc198515526" w:history="1">
             <w:r>
               <w:rPr>
                 <w:rStyle w:val="a8"/>
@@ -5694,7 +5694,7 @@
                 <w:sz w:val="21"/>
                 <w:szCs w:val="21"/>
               </w:rPr>
-              <w:instrText>PAGEREF _Toc198515105 \h</w:instrText>
+              <w:instrText>PAGEREF _Toc198515526 \h</w:instrText>
             </w:r>
             <w:r>
               <w:rPr>
@@ -5758,14 +5758,14 @@
               <w:noProof/>
             </w:rPr>
           </w:pPr>
-          <w:hyperlink w:anchor="_Toc198515106" w:history="1">
+          <w:hyperlink w:anchor="_Toc198515527" w:history="1">
             <w:r>
               <w:rPr>
                 <w:rStyle w:val="a8"/>
                 <w:rFonts w:hint="eastAsia"/>
                 <w:noProof/>
               </w:rPr>
-              <w:t>7.1设计优缺点+</w:t>
+              <w:t>7.1设计优缺点</w:t>
             </w:r>
             <w:r>
               <w:rPr>
@@ -5796,7 +5796,7 @@
                 <w:noProof/>
                 <w:webHidden/>
               </w:rPr>
-              <w:instrText>PAGEREF _Toc198515106 \h</w:instrText>
+              <w:instrText>PAGEREF _Toc198515527 \h</w:instrText>
             </w:r>
             <w:r>
               <w:rPr>
@@ -5850,7 +5850,7 @@
               <w:noProof/>
             </w:rPr>
           </w:pPr>
-          <w:hyperlink w:anchor="_Toc198515107" w:history="1">
+          <w:hyperlink w:anchor="_Toc198515528" w:history="1">
             <w:r>
               <w:rPr>
                 <w:rStyle w:val="a8"/>
@@ -5888,7 +5888,7 @@
                 <w:noProof/>
                 <w:webHidden/>
               </w:rPr>
-              <w:instrText>PAGEREF _Toc198515107 \h</w:instrText>
+              <w:instrText>PAGEREF _Toc198515528 \h</w:instrText>
             </w:r>
             <w:r>
               <w:rPr>
@@ -5942,7 +5942,7 @@
               <w:noProof/>
             </w:rPr>
           </w:pPr>
-          <w:hyperlink w:anchor="_Toc198515108" w:history="1">
+          <w:hyperlink w:anchor="_Toc198515529" w:history="1">
             <w:r>
               <w:rPr>
                 <w:rStyle w:val="a8"/>
@@ -5980,7 +5980,7 @@
                 <w:noProof/>
                 <w:webHidden/>
               </w:rPr>
-              <w:instrText>PAGEREF _Toc198515108 \h</w:instrText>
+              <w:instrText>PAGEREF _Toc198515529 \h</w:instrText>
             </w:r>
             <w:r>
               <w:rPr>
@@ -6036,7 +6036,7 @@
               <w:szCs w:val="24"/>
             </w:rPr>
           </w:pPr>
-          <w:hyperlink w:anchor="_Toc198515109" w:history="1">
+          <w:hyperlink w:anchor="_Toc198515530" w:history="1">
             <w:r>
               <w:rPr>
                 <w:rStyle w:val="a8"/>
@@ -6074,7 +6074,7 @@
                 <w:noProof/>
                 <w:webHidden/>
               </w:rPr>
-              <w:instrText>PAGEREF _Toc198515109 \h</w:instrText>
+              <w:instrText>PAGEREF _Toc198515530 \h</w:instrText>
             </w:r>
             <w:r>
               <w:rPr>
@@ -6167,7 +6167,7 @@
       </w:pPr>
       <w:bookmarkStart w:id="0" w:name="_Toc167062571"/>
       <w:bookmarkStart w:id="1" w:name="_Toc172707908"/>
-      <w:bookmarkStart w:id="2" w:name="_Toc198515051"/>
+      <w:bookmarkStart w:id="2" w:name="_Toc198515472"/>
       <w:r>
         <w:rPr>
           <w:rFonts w:hint="eastAsia"/>
@@ -6189,7 +6189,7 @@
       </w:pPr>
       <w:bookmarkStart w:id="3" w:name="_Toc167062572"/>
       <w:bookmarkStart w:id="4" w:name="_Toc172707909"/>
-      <w:bookmarkStart w:id="5" w:name="_Toc198515052"/>
+      <w:bookmarkStart w:id="5" w:name="_Toc198515473"/>
       <w:r>
         <w:rPr>
           <w:rFonts w:hint="eastAsia"/>
@@ -6210,7 +6210,7 @@
       </w:pPr>
       <w:bookmarkStart w:id="6" w:name="_Toc167062573"/>
       <w:bookmarkStart w:id="7" w:name="_Toc172707910"/>
-      <w:bookmarkStart w:id="8" w:name="_Toc198515053"/>
+      <w:bookmarkStart w:id="8" w:name="_Toc198515474"/>
       <w:r>
         <w:rPr>
           <w:rFonts w:hint="eastAsia"/>
@@ -6247,7 +6247,7 @@
       </w:pPr>
       <w:bookmarkStart w:id="9" w:name="_Toc167062574"/>
       <w:bookmarkStart w:id="10" w:name="_Toc172707911"/>
-      <w:bookmarkStart w:id="11" w:name="_Toc198515054"/>
+      <w:bookmarkStart w:id="11" w:name="_Toc198515475"/>
       <w:r>
         <w:rPr>
           <w:rFonts w:hint="eastAsia"/>
@@ -6456,7 +6456,7 @@
       </w:pPr>
       <w:bookmarkStart w:id="12" w:name="_Toc167062575"/>
       <w:bookmarkStart w:id="13" w:name="_Toc172707912"/>
-      <w:bookmarkStart w:id="14" w:name="_Toc198515055"/>
+      <w:bookmarkStart w:id="14" w:name="_Toc198515476"/>
       <w:r>
         <w:rPr>
           <w:rFonts w:hint="eastAsia"/>
@@ -6488,16 +6488,16 @@
           <w:rFonts w:hint="eastAsia"/>
         </w:rPr>
       </w:pPr>
-      <w:bookmarkStart w:id="15" w:name="_Toc198515056"/>
-      <w:bookmarkStart w:id="16" w:name="_Toc167062576"/>
-      <w:bookmarkStart w:id="17" w:name="_Toc172707913"/>
+      <w:bookmarkStart w:id="15" w:name="_Toc167062576"/>
+      <w:bookmarkStart w:id="16" w:name="_Toc172707913"/>
+      <w:bookmarkStart w:id="17" w:name="_Toc198515477"/>
       <w:r>
         <w:rPr>
           <w:rFonts w:hint="eastAsia"/>
         </w:rPr>
         <w:t>3.1整体设计框架</w:t>
       </w:r>
-      <w:bookmarkEnd w:id="15"/>
+      <w:bookmarkEnd w:id="17"/>
     </w:p>
     <w:p>
       <w:pPr>
@@ -6507,7 +6507,7 @@
           <w:rFonts w:hint="eastAsia"/>
         </w:rPr>
       </w:pPr>
-      <w:bookmarkStart w:id="18" w:name="_Toc198515057"/>
+      <w:bookmarkStart w:id="18" w:name="_Toc198515478"/>
       <w:r>
         <w:rPr>
           <w:rFonts w:hint="eastAsia"/>
@@ -6520,8 +6520,8 @@
         </w:rPr>
         <w:t>.</w:t>
       </w:r>
+      <w:bookmarkEnd w:id="15"/>
       <w:bookmarkEnd w:id="16"/>
-      <w:bookmarkEnd w:id="17"/>
       <w:r>
         <w:rPr>
           <w:rFonts w:hint="eastAsia"/>
@@ -6556,7 +6556,7 @@
           <w:rFonts w:hint="eastAsia"/>
         </w:rPr>
       </w:pPr>
-      <w:bookmarkStart w:id="19" w:name="_Toc198515058"/>
+      <w:bookmarkStart w:id="19" w:name="_Toc198515479"/>
       <w:r>
         <w:rPr>
           <w:rFonts w:hint="eastAsia"/>
@@ -6585,7 +6585,7 @@
           <w:rFonts w:hint="eastAsia"/>
         </w:rPr>
       </w:pPr>
-      <w:bookmarkStart w:id="20" w:name="_Toc198515059"/>
+      <w:bookmarkStart w:id="20" w:name="_Toc198515480"/>
       <w:r>
         <w:rPr>
           <w:rFonts w:hint="eastAsia"/>
@@ -6614,7 +6614,7 @@
           <w:rFonts w:hint="eastAsia"/>
         </w:rPr>
       </w:pPr>
-      <w:bookmarkStart w:id="21" w:name="_Toc198515060"/>
+      <w:bookmarkStart w:id="21" w:name="_Toc198515481"/>
       <w:r>
         <w:rPr>
           <w:rFonts w:hint="eastAsia"/>
@@ -6643,7 +6643,7 @@
           <w:rFonts w:hint="eastAsia"/>
         </w:rPr>
       </w:pPr>
-      <w:bookmarkStart w:id="22" w:name="_Toc198515061"/>
+      <w:bookmarkStart w:id="22" w:name="_Toc198515482"/>
       <w:r>
         <w:rPr>
           <w:rFonts w:hint="eastAsia"/>
@@ -6672,7 +6672,7 @@
           <w:rFonts w:hint="eastAsia"/>
         </w:rPr>
       </w:pPr>
-      <w:bookmarkStart w:id="23" w:name="_Toc198515062"/>
+      <w:bookmarkStart w:id="23" w:name="_Toc198515483"/>
       <w:r>
         <w:rPr>
           <w:rFonts w:hint="eastAsia"/>
@@ -6713,7 +6713,7 @@
           <w:rFonts w:hint="eastAsia"/>
         </w:rPr>
       </w:pPr>
-      <w:bookmarkStart w:id="24" w:name="_Toc198515063"/>
+      <w:bookmarkStart w:id="24" w:name="_Toc198515484"/>
       <w:r>
         <w:rPr>
           <w:rFonts w:hint="eastAsia"/>
@@ -6754,7 +6754,7 @@
           <w:rFonts w:hint="eastAsia"/>
         </w:rPr>
       </w:pPr>
-      <w:bookmarkStart w:id="25" w:name="_Toc198515064"/>
+      <w:bookmarkStart w:id="25" w:name="_Toc198515485"/>
       <w:r>
         <w:rPr>
           <w:rFonts w:hint="eastAsia"/>
@@ -6783,7 +6783,7 @@
           <w:rFonts w:hint="eastAsia"/>
         </w:rPr>
       </w:pPr>
-      <w:bookmarkStart w:id="26" w:name="_Toc198515065"/>
+      <w:bookmarkStart w:id="26" w:name="_Toc198515486"/>
       <w:r>
         <w:rPr>
           <w:rFonts w:hint="eastAsia"/>
@@ -6818,7 +6818,7 @@
           <w:rFonts w:hint="eastAsia"/>
         </w:rPr>
       </w:pPr>
-      <w:bookmarkStart w:id="27" w:name="_Toc198515066"/>
+      <w:bookmarkStart w:id="27" w:name="_Toc198515487"/>
       <w:r>
         <w:rPr>
           <w:rFonts w:hint="eastAsia"/>
@@ -6847,7 +6847,7 @@
           <w:rFonts w:hint="eastAsia"/>
         </w:rPr>
       </w:pPr>
-      <w:bookmarkStart w:id="28" w:name="_Toc198515067"/>
+      <w:bookmarkStart w:id="28" w:name="_Toc198515488"/>
       <w:r>
         <w:rPr>
           <w:rFonts w:hint="eastAsia"/>
@@ -6876,7 +6876,7 @@
           <w:rFonts w:hint="eastAsia"/>
         </w:rPr>
       </w:pPr>
-      <w:bookmarkStart w:id="29" w:name="_Toc198515068"/>
+      <w:bookmarkStart w:id="29" w:name="_Toc198515489"/>
       <w:r>
         <w:rPr>
           <w:rFonts w:hint="eastAsia"/>
@@ -6905,7 +6905,7 @@
           <w:rFonts w:hint="eastAsia"/>
         </w:rPr>
       </w:pPr>
-      <w:bookmarkStart w:id="30" w:name="_Toc198515069"/>
+      <w:bookmarkStart w:id="30" w:name="_Toc198515490"/>
       <w:r>
         <w:rPr>
           <w:rFonts w:hint="eastAsia"/>
@@ -6940,7 +6940,7 @@
           <w:rFonts w:hint="eastAsia"/>
         </w:rPr>
       </w:pPr>
-      <w:bookmarkStart w:id="31" w:name="_Toc198515070"/>
+      <w:bookmarkStart w:id="31" w:name="_Toc198515491"/>
       <w:r>
         <w:rPr>
           <w:rFonts w:hint="eastAsia"/>
@@ -6969,7 +6969,7 @@
           <w:rFonts w:hint="eastAsia"/>
         </w:rPr>
       </w:pPr>
-      <w:bookmarkStart w:id="32" w:name="_Toc198515071"/>
+      <w:bookmarkStart w:id="32" w:name="_Toc198515492"/>
       <w:r>
         <w:rPr>
           <w:rFonts w:hint="eastAsia"/>
@@ -6998,7 +6998,7 @@
           <w:rFonts w:hint="eastAsia"/>
         </w:rPr>
       </w:pPr>
-      <w:bookmarkStart w:id="33" w:name="_Toc198515072"/>
+      <w:bookmarkStart w:id="33" w:name="_Toc198515493"/>
       <w:r>
         <w:rPr>
           <w:rFonts w:hint="eastAsia"/>
@@ -7027,7 +7027,7 @@
           <w:rFonts w:hint="eastAsia"/>
         </w:rPr>
       </w:pPr>
-      <w:bookmarkStart w:id="34" w:name="_Toc198515073"/>
+      <w:bookmarkStart w:id="34" w:name="_Toc198515494"/>
       <w:r>
         <w:rPr>
           <w:rFonts w:hint="eastAsia"/>
@@ -7080,7 +7080,7 @@
           <w:rFonts w:hint="eastAsia"/>
         </w:rPr>
       </w:pPr>
-      <w:bookmarkStart w:id="36" w:name="_Toc198515074"/>
+      <w:bookmarkStart w:id="36" w:name="_Toc198515495"/>
       <w:r>
         <w:rPr>
           <w:rFonts w:hint="eastAsia"/>
@@ -7106,7 +7106,7 @@
         </w:rPr>
       </w:pPr>
       <w:bookmarkStart w:id="37" w:name="_Toc172707925"/>
-      <w:bookmarkStart w:id="38" w:name="_Toc198515075"/>
+      <w:bookmarkStart w:id="38" w:name="_Toc198515496"/>
       <w:r>
         <w:rPr>
           <w:rFonts w:hint="eastAsia"/>
@@ -7130,7 +7130,7 @@
           <w:rFonts w:hint="eastAsia"/>
         </w:rPr>
       </w:pPr>
-      <w:bookmarkStart w:id="39" w:name="_Toc198515076"/>
+      <w:bookmarkStart w:id="39" w:name="_Toc198515497"/>
       <w:r>
         <w:rPr>
           <w:rFonts w:hint="eastAsia"/>
@@ -7147,7 +7147,7 @@
           <w:rFonts w:hint="eastAsia"/>
         </w:rPr>
       </w:pPr>
-      <w:bookmarkStart w:id="40" w:name="_Toc198515077"/>
+      <w:bookmarkStart w:id="40" w:name="_Toc198515498"/>
       <w:r>
         <w:rPr>
           <w:rFonts w:hint="eastAsia"/>
@@ -7182,7 +7182,7 @@
           <w:rFonts w:hint="eastAsia"/>
         </w:rPr>
       </w:pPr>
-      <w:bookmarkStart w:id="41" w:name="_Toc198515078"/>
+      <w:bookmarkStart w:id="41" w:name="_Toc198515499"/>
       <w:r>
         <w:rPr>
           <w:rFonts w:hint="eastAsia"/>
@@ -7211,7 +7211,7 @@
           <w:rFonts w:hint="eastAsia"/>
         </w:rPr>
       </w:pPr>
-      <w:bookmarkStart w:id="42" w:name="_Toc198515079"/>
+      <w:bookmarkStart w:id="42" w:name="_Toc198515500"/>
       <w:r>
         <w:rPr>
           <w:rFonts w:hint="eastAsia"/>
@@ -7240,7 +7240,7 @@
           <w:rFonts w:hint="eastAsia"/>
         </w:rPr>
       </w:pPr>
-      <w:bookmarkStart w:id="43" w:name="_Toc198515080"/>
+      <w:bookmarkStart w:id="43" w:name="_Toc198515501"/>
       <w:r>
         <w:rPr>
           <w:rFonts w:hint="eastAsia"/>
@@ -7269,7 +7269,7 @@
           <w:rFonts w:hint="eastAsia"/>
         </w:rPr>
       </w:pPr>
-      <w:bookmarkStart w:id="44" w:name="_Toc198515081"/>
+      <w:bookmarkStart w:id="44" w:name="_Toc198515502"/>
       <w:r>
         <w:rPr>
           <w:rFonts w:hint="eastAsia"/>
@@ -7298,7 +7298,7 @@
           <w:rFonts w:hint="eastAsia"/>
         </w:rPr>
       </w:pPr>
-      <w:bookmarkStart w:id="45" w:name="_Toc198515082"/>
+      <w:bookmarkStart w:id="45" w:name="_Toc198515503"/>
       <w:r>
         <w:rPr>
           <w:rFonts w:hint="eastAsia"/>
@@ -7333,7 +7333,7 @@
           <w:rFonts w:hint="eastAsia"/>
         </w:rPr>
       </w:pPr>
-      <w:bookmarkStart w:id="46" w:name="_Toc198515083"/>
+      <w:bookmarkStart w:id="46" w:name="_Toc198515504"/>
       <w:r>
         <w:rPr>
           <w:rFonts w:hint="eastAsia"/>
@@ -7350,7 +7350,7 @@
           <w:rFonts w:hint="eastAsia"/>
         </w:rPr>
       </w:pPr>
-      <w:bookmarkStart w:id="47" w:name="_Toc198515084"/>
+      <w:bookmarkStart w:id="47" w:name="_Toc198515505"/>
       <w:r>
         <w:rPr>
           <w:rFonts w:hint="eastAsia"/>
@@ -7392,7 +7392,7 @@
           <w:rFonts w:hint="eastAsia"/>
         </w:rPr>
       </w:pPr>
-      <w:bookmarkStart w:id="50" w:name="_Toc198515085"/>
+      <w:bookmarkStart w:id="50" w:name="_Toc198515506"/>
       <w:r>
         <w:rPr>
           <w:rFonts w:hint="eastAsia"/>
@@ -7438,7 +7438,7 @@
       </w:pPr>
       <w:bookmarkStart w:id="51" w:name="_Toc167062590"/>
       <w:bookmarkStart w:id="52" w:name="_Toc172707937"/>
-      <w:bookmarkStart w:id="53" w:name="_Toc198515086"/>
+      <w:bookmarkStart w:id="53" w:name="_Toc198515507"/>
       <w:r>
         <w:rPr>
           <w:rFonts w:hint="eastAsia"/>
@@ -7479,7 +7479,7 @@
       </w:pPr>
       <w:bookmarkStart w:id="54" w:name="_Toc167062591"/>
       <w:bookmarkStart w:id="55" w:name="_Toc172707938"/>
-      <w:bookmarkStart w:id="56" w:name="_Toc198515087"/>
+      <w:bookmarkStart w:id="56" w:name="_Toc198515508"/>
       <w:r>
         <w:rPr>
           <w:rFonts w:hint="eastAsia"/>
@@ -7516,7 +7516,7 @@
           <w:rFonts w:hint="eastAsia"/>
         </w:rPr>
       </w:pPr>
-      <w:bookmarkStart w:id="57" w:name="_Toc198515088"/>
+      <w:bookmarkStart w:id="57" w:name="_Toc198515509"/>
       <w:r>
         <w:rPr>
           <w:rFonts w:hint="eastAsia"/>
@@ -7551,7 +7551,7 @@
           <w:rFonts w:hint="eastAsia"/>
         </w:rPr>
       </w:pPr>
-      <w:bookmarkStart w:id="58" w:name="_Toc198515089"/>
+      <w:bookmarkStart w:id="58" w:name="_Toc198515510"/>
       <w:r>
         <w:rPr>
           <w:rFonts w:hint="eastAsia"/>
@@ -7586,7 +7586,7 @@
           <w:rFonts w:hint="eastAsia"/>
         </w:rPr>
       </w:pPr>
-      <w:bookmarkStart w:id="59" w:name="_Toc198515090"/>
+      <w:bookmarkStart w:id="59" w:name="_Toc198515511"/>
       <w:r>
         <w:rPr>
           <w:rFonts w:hint="eastAsia"/>
@@ -7621,7 +7621,7 @@
           <w:rFonts w:hint="eastAsia"/>
         </w:rPr>
       </w:pPr>
-      <w:bookmarkStart w:id="60" w:name="_Toc198515091"/>
+      <w:bookmarkStart w:id="60" w:name="_Toc198515512"/>
       <w:r>
         <w:rPr>
           <w:rFonts w:hint="eastAsia"/>
@@ -7656,7 +7656,7 @@
           <w:rFonts w:hint="eastAsia"/>
         </w:rPr>
       </w:pPr>
-      <w:bookmarkStart w:id="61" w:name="_Toc198515092"/>
+      <w:bookmarkStart w:id="61" w:name="_Toc198515513"/>
       <w:r>
         <w:rPr>
           <w:rFonts w:hint="eastAsia"/>
@@ -7693,7 +7693,7 @@
           <w:rFonts w:hint="eastAsia"/>
         </w:rPr>
       </w:pPr>
-      <w:bookmarkStart w:id="62" w:name="_Toc198515093"/>
+      <w:bookmarkStart w:id="62" w:name="_Toc198515514"/>
       <w:r>
         <w:rPr>
           <w:rFonts w:hint="eastAsia"/>
@@ -7730,7 +7730,7 @@
           <w:rFonts w:hint="eastAsia"/>
         </w:rPr>
       </w:pPr>
-      <w:bookmarkStart w:id="63" w:name="_Toc198515094"/>
+      <w:bookmarkStart w:id="63" w:name="_Toc198515515"/>
       <w:r>
         <w:rPr>
           <w:rFonts w:hint="eastAsia"/>
@@ -7767,7 +7767,7 @@
           <w:rFonts w:hint="eastAsia"/>
         </w:rPr>
       </w:pPr>
-      <w:bookmarkStart w:id="64" w:name="_Toc198515095"/>
+      <w:bookmarkStart w:id="64" w:name="_Toc198515516"/>
       <w:r>
         <w:rPr>
           <w:rFonts w:hint="eastAsia"/>
@@ -7804,7 +7804,7 @@
           <w:rFonts w:hint="eastAsia"/>
         </w:rPr>
       </w:pPr>
-      <w:bookmarkStart w:id="65" w:name="_Toc198515096"/>
+      <w:bookmarkStart w:id="65" w:name="_Toc198515517"/>
       <w:r>
         <w:rPr>
           <w:rFonts w:hint="eastAsia"/>
@@ -7841,7 +7841,7 @@
           <w:rFonts w:hint="eastAsia"/>
         </w:rPr>
       </w:pPr>
-      <w:bookmarkStart w:id="66" w:name="_Toc198515097"/>
+      <w:bookmarkStart w:id="66" w:name="_Toc198515518"/>
       <w:r>
         <w:rPr>
           <w:rFonts w:hint="eastAsia"/>
@@ -7878,7 +7878,7 @@
           <w:rFonts w:hint="eastAsia"/>
         </w:rPr>
       </w:pPr>
-      <w:bookmarkStart w:id="67" w:name="_Toc198515098"/>
+      <w:bookmarkStart w:id="67" w:name="_Toc198515519"/>
       <w:r>
         <w:rPr>
           <w:rFonts w:hint="eastAsia"/>
@@ -7913,7 +7913,7 @@
           <w:rFonts w:hint="eastAsia"/>
         </w:rPr>
       </w:pPr>
-      <w:bookmarkStart w:id="68" w:name="_Toc198515099"/>
+      <w:bookmarkStart w:id="68" w:name="_Toc198515520"/>
       <w:r>
         <w:rPr>
           <w:rFonts w:hint="eastAsia"/>
@@ -7938,7 +7938,7 @@
       </w:pPr>
       <w:bookmarkStart w:id="69" w:name="_Toc167062603"/>
       <w:bookmarkStart w:id="70" w:name="_Toc172707950"/>
-      <w:bookmarkStart w:id="71" w:name="_Toc198515100"/>
+      <w:bookmarkStart w:id="71" w:name="_Toc198515521"/>
       <w:r>
         <w:rPr>
           <w:rFonts w:hint="eastAsia"/>
@@ -7969,7 +7969,7 @@
           <w:rFonts w:hint="eastAsia"/>
         </w:rPr>
       </w:pPr>
-      <w:bookmarkStart w:id="72" w:name="_Toc198515101"/>
+      <w:bookmarkStart w:id="72" w:name="_Toc198515522"/>
       <w:r>
         <w:rPr>
           <w:rFonts w:hint="eastAsia"/>
@@ -7986,7 +7986,7 @@
           <w:rFonts w:hint="eastAsia"/>
         </w:rPr>
       </w:pPr>
-      <w:bookmarkStart w:id="73" w:name="_Toc198515102"/>
+      <w:bookmarkStart w:id="73" w:name="_Toc198515523"/>
       <w:r>
         <w:rPr>
           <w:rFonts w:hint="eastAsia"/>
@@ -8020,7 +8020,7 @@
       </w:pPr>
       <w:bookmarkStart w:id="74" w:name="_Toc167062616"/>
       <w:bookmarkStart w:id="75" w:name="_Toc172707963"/>
-      <w:bookmarkStart w:id="76" w:name="_Toc198515103"/>
+      <w:bookmarkStart w:id="76" w:name="_Toc198515524"/>
       <w:r>
         <w:rPr>
           <w:rFonts w:hint="eastAsia"/>
@@ -8052,7 +8052,7 @@
           <w:rFonts w:hint="eastAsia"/>
         </w:rPr>
       </w:pPr>
-      <w:bookmarkStart w:id="77" w:name="_Toc198515104"/>
+      <w:bookmarkStart w:id="77" w:name="_Toc198515525"/>
       <w:r>
         <w:rPr>
           <w:rFonts w:hint="eastAsia"/>
@@ -8194,7 +8194,7 @@
           <w:rFonts w:hint="eastAsia"/>
         </w:rPr>
       </w:pPr>
-      <w:bookmarkStart w:id="80" w:name="_Toc198515105"/>
+      <w:bookmarkStart w:id="80" w:name="_Toc198515526"/>
       <w:r>
         <w:rPr>
           <w:rFonts w:hint="eastAsia"/>
@@ -8228,7 +8228,7 @@
       </w:pPr>
       <w:bookmarkStart w:id="81" w:name="_Toc167062627"/>
       <w:bookmarkStart w:id="82" w:name="_Toc172707974"/>
-      <w:bookmarkStart w:id="83" w:name="_Toc198515106"/>
+      <w:bookmarkStart w:id="83" w:name="_Toc198515527"/>
       <w:r>
         <w:rPr>
           <w:rFonts w:hint="eastAsia"/>
@@ -8249,12 +8249,6 @@
       </w:r>
       <w:bookmarkEnd w:id="81"/>
       <w:bookmarkEnd w:id="82"/>
-      <w:r>
-        <w:rPr>
-          <w:rFonts w:hint="eastAsia"/>
-        </w:rPr>
-        <w:t>+</w:t>
-      </w:r>
       <w:bookmarkEnd w:id="83"/>
     </w:p>
     <w:p>
@@ -8265,7 +8259,7 @@
           <w:rFonts w:hint="eastAsia"/>
         </w:rPr>
       </w:pPr>
-      <w:bookmarkStart w:id="84" w:name="_Toc198515107"/>
+      <w:bookmarkStart w:id="84" w:name="_Toc198515528"/>
       <w:r>
         <w:rPr>
           <w:rFonts w:hint="eastAsia"/>
@@ -8282,7 +8276,7 @@
           <w:rFonts w:hint="eastAsia"/>
         </w:rPr>
       </w:pPr>
-      <w:bookmarkStart w:id="85" w:name="_Toc198515108"/>
+      <w:bookmarkStart w:id="85" w:name="_Toc198515529"/>
       <w:r>
         <w:rPr>
           <w:rFonts w:hint="eastAsia"/>
@@ -8301,7 +8295,7 @@
       </w:pPr>
       <w:bookmarkStart w:id="86" w:name="_Toc167062628"/>
       <w:bookmarkStart w:id="87" w:name="_Toc172707975"/>
-      <w:bookmarkStart w:id="88" w:name="_Toc198515109"/>
+      <w:bookmarkStart w:id="88" w:name="_Toc198515530"/>
       <w:r>
         <w:rPr>
           <w:rFonts w:hint="eastAsia"/>

--- a/初赛提交材料/技术文档/设计报告.docx
+++ b/初赛提交材料/技术文档/设计报告.docx
@@ -167,7 +167,7 @@
           <w:szCs w:val="32"/>
           <w:u w:val="single"/>
         </w:rPr>
-        <w:t xml:space="preserve">              </w:t>
+        <w:t xml:space="preserve">             </w:t>
       </w:r>
       <w:r>
         <w:rPr>
@@ -216,7 +216,7 @@
           <w:szCs w:val="32"/>
           <w:u w:val="single"/>
         </w:rPr>
-        <w:t xml:space="preserve">              </w:t>
+        <w:t xml:space="preserve">             </w:t>
       </w:r>
       <w:r>
         <w:rPr>
@@ -225,19 +225,30 @@
           <w:szCs w:val="32"/>
           <w:u w:val="single"/>
         </w:rPr>
-        <w:t>加</w:t>
-      </w:r>
-      <w:proofErr w:type="gramStart"/>
-      <w:r>
+        <w:t xml:space="preserve">加特兰杯                                        </w:t>
+      </w:r>
+    </w:p>
+    <w:p>
+      <w:pPr>
+        <w:pStyle w:val="ad"/>
+        <w:widowControl/>
+        <w:spacing w:before="315" w:after="166" w:line="277" w:lineRule="atLeast"/>
+        <w:ind w:firstLine="640"/>
         <w:rPr>
           <w:rFonts w:ascii="楷体" w:eastAsia="楷体" w:hAnsi="楷体" w:cs="楷体" w:hint="eastAsia"/>
           <w:sz w:val="32"/>
           <w:szCs w:val="32"/>
           <w:u w:val="single"/>
         </w:rPr>
-        <w:t>特</w:t>
-      </w:r>
-      <w:proofErr w:type="gramEnd"/>
+      </w:pPr>
+      <w:r>
+        <w:rPr>
+          <w:rFonts w:ascii="楷体" w:eastAsia="楷体" w:hAnsi="楷体" w:cs="楷体" w:hint="eastAsia"/>
+          <w:sz w:val="32"/>
+          <w:szCs w:val="32"/>
+        </w:rPr>
+        <w:t>作品名称：</w:t>
+      </w:r>
       <w:r>
         <w:rPr>
           <w:rFonts w:ascii="楷体" w:eastAsia="楷体" w:hAnsi="楷体" w:cs="楷体" w:hint="eastAsia"/>
@@ -245,7 +256,52 @@
           <w:szCs w:val="32"/>
           <w:u w:val="single"/>
         </w:rPr>
-        <w:t xml:space="preserve">兰杯                                        </w:t>
+        <w:t xml:space="preserve"> </w:t>
+      </w:r>
+      <w:r>
+        <w:rPr>
+          <w:rFonts w:ascii="楷体" w:eastAsia="楷体" w:hAnsi="楷体" w:cs="楷体" w:hint="eastAsia"/>
+          <w:sz w:val="32"/>
+          <w:szCs w:val="32"/>
+          <w:u w:val="single"/>
+        </w:rPr>
+        <w:t xml:space="preserve">  </w:t>
+      </w:r>
+      <w:r>
+        <w:rPr>
+          <w:rFonts w:ascii="楷体" w:eastAsia="楷体" w:hAnsi="楷体" w:cs="楷体" w:hint="eastAsia"/>
+          <w:sz w:val="32"/>
+          <w:szCs w:val="32"/>
+          <w:u w:val="single"/>
+        </w:rPr>
+        <w:t xml:space="preserve"> </w:t>
+      </w:r>
+      <w:r>
+        <w:rPr>
+          <w:rFonts w:ascii="楷体" w:eastAsia="楷体" w:hAnsi="楷体" w:cs="楷体" w:hint="eastAsia"/>
+          <w:sz w:val="32"/>
+          <w:szCs w:val="32"/>
+          <w:u w:val="single"/>
+        </w:rPr>
+        <w:t xml:space="preserve"> </w:t>
+      </w:r>
+      <w:r>
+        <w:rPr>
+          <w:rFonts w:ascii="楷体" w:eastAsia="楷体" w:hAnsi="楷体" w:cs="楷体" w:hint="eastAsia"/>
+          <w:sz w:val="32"/>
+          <w:szCs w:val="32"/>
+          <w:u w:val="single"/>
+        </w:rPr>
+        <w:t>毫米波雷达目标检测方案及实现</w:t>
+      </w:r>
+      <w:r>
+        <w:rPr>
+          <w:rFonts w:ascii="楷体" w:eastAsia="楷体" w:hAnsi="楷体" w:cs="楷体" w:hint="eastAsia"/>
+          <w:sz w:val="32"/>
+          <w:szCs w:val="32"/>
+          <w:u w:val="single"/>
+        </w:rPr>
+        <w:t xml:space="preserve">                                        </w:t>
       </w:r>
     </w:p>
     <w:p>
@@ -267,7 +323,7 @@
           <w:sz w:val="32"/>
           <w:szCs w:val="32"/>
         </w:rPr>
-        <w:t>作品名称：</w:t>
+        <w:t>队伍编号：</w:t>
       </w:r>
       <w:r>
         <w:rPr>
@@ -285,7 +341,7 @@
           <w:szCs w:val="32"/>
           <w:u w:val="single"/>
         </w:rPr>
-        <w:t xml:space="preserve">    </w:t>
+        <w:t xml:space="preserve">            </w:t>
       </w:r>
       <w:r>
         <w:rPr>
@@ -294,7 +350,7 @@
           <w:szCs w:val="32"/>
           <w:u w:val="single"/>
         </w:rPr>
-        <w:t>毫米波雷达目标检测方案及实现</w:t>
+        <w:t>CICC0903423</w:t>
       </w:r>
       <w:r>
         <w:rPr>
@@ -316,7 +372,6 @@
           <w:rFonts w:ascii="楷体" w:eastAsia="楷体" w:hAnsi="楷体" w:cs="楷体" w:hint="eastAsia"/>
           <w:sz w:val="32"/>
           <w:szCs w:val="32"/>
-          <w:u w:val="single"/>
         </w:rPr>
       </w:pPr>
       <w:r>
@@ -325,7 +380,7 @@
           <w:sz w:val="32"/>
           <w:szCs w:val="32"/>
         </w:rPr>
-        <w:t>队伍编号：</w:t>
+        <w:t>团队名称：</w:t>
       </w:r>
       <w:r>
         <w:rPr>
@@ -343,7 +398,7 @@
           <w:szCs w:val="32"/>
           <w:u w:val="single"/>
         </w:rPr>
-        <w:t xml:space="preserve">            </w:t>
+        <w:t xml:space="preserve">             </w:t>
       </w:r>
       <w:r>
         <w:rPr>
@@ -352,100 +407,7 @@
           <w:szCs w:val="32"/>
           <w:u w:val="single"/>
         </w:rPr>
-        <w:t>CICC</w:t>
-      </w:r>
-      <w:r>
-        <w:rPr>
-          <w:rFonts w:ascii="楷体" w:eastAsia="楷体" w:hAnsi="楷体" w:cs="楷体" w:hint="eastAsia"/>
-          <w:sz w:val="32"/>
-          <w:szCs w:val="32"/>
-          <w:u w:val="single"/>
-        </w:rPr>
-        <w:t xml:space="preserve"> </w:t>
-      </w:r>
-      <w:r>
-        <w:rPr>
-          <w:rFonts w:ascii="楷体" w:eastAsia="楷体" w:hAnsi="楷体" w:cs="楷体" w:hint="eastAsia"/>
-          <w:sz w:val="32"/>
-          <w:szCs w:val="32"/>
-          <w:u w:val="single"/>
-        </w:rPr>
-        <w:t>0903423</w:t>
-      </w:r>
-      <w:r>
-        <w:rPr>
-          <w:rFonts w:ascii="楷体" w:eastAsia="楷体" w:hAnsi="楷体" w:cs="楷体" w:hint="eastAsia"/>
-          <w:sz w:val="32"/>
-          <w:szCs w:val="32"/>
-          <w:u w:val="single"/>
-        </w:rPr>
-        <w:t xml:space="preserve">                                        </w:t>
-      </w:r>
-    </w:p>
-    <w:p>
-      <w:pPr>
-        <w:pStyle w:val="ad"/>
-        <w:widowControl/>
-        <w:spacing w:before="315" w:after="166" w:line="277" w:lineRule="atLeast"/>
-        <w:ind w:firstLine="640"/>
-        <w:rPr>
-          <w:rFonts w:ascii="楷体" w:eastAsia="楷体" w:hAnsi="楷体" w:cs="楷体" w:hint="eastAsia"/>
-          <w:sz w:val="32"/>
-          <w:szCs w:val="32"/>
-        </w:rPr>
-      </w:pPr>
-      <w:r>
-        <w:rPr>
-          <w:rFonts w:ascii="楷体" w:eastAsia="楷体" w:hAnsi="楷体" w:cs="楷体" w:hint="eastAsia"/>
-          <w:sz w:val="32"/>
-          <w:szCs w:val="32"/>
-        </w:rPr>
-        <w:t>团队名称：</w:t>
-      </w:r>
-      <w:r>
-        <w:rPr>
-          <w:rFonts w:ascii="楷体" w:eastAsia="楷体" w:hAnsi="楷体" w:cs="楷体" w:hint="eastAsia"/>
-          <w:sz w:val="32"/>
-          <w:szCs w:val="32"/>
-          <w:u w:val="single"/>
-        </w:rPr>
-        <w:t xml:space="preserve"> </w:t>
-      </w:r>
-      <w:r>
-        <w:rPr>
-          <w:rFonts w:ascii="楷体" w:eastAsia="楷体" w:hAnsi="楷体" w:cs="楷体" w:hint="eastAsia"/>
-          <w:sz w:val="32"/>
-          <w:szCs w:val="32"/>
-          <w:u w:val="single"/>
-        </w:rPr>
-        <w:t xml:space="preserve">             </w:t>
-      </w:r>
-      <w:r>
-        <w:rPr>
-          <w:rFonts w:ascii="楷体" w:eastAsia="楷体" w:hAnsi="楷体" w:cs="楷体" w:hint="eastAsia"/>
-          <w:sz w:val="32"/>
-          <w:szCs w:val="32"/>
-          <w:u w:val="single"/>
-        </w:rPr>
-        <w:t>Hydra</w:t>
-      </w:r>
-      <w:r>
-        <w:rPr>
-          <w:rFonts w:ascii="楷体" w:eastAsia="楷体" w:hAnsi="楷体" w:cs="楷体" w:hint="eastAsia"/>
-          <w:sz w:val="32"/>
-          <w:szCs w:val="32"/>
-          <w:u w:val="single"/>
-        </w:rPr>
-        <w:t xml:space="preserve"> </w:t>
-      </w:r>
-      <w:r>
-        <w:rPr>
-          <w:rFonts w:ascii="楷体" w:eastAsia="楷体" w:hAnsi="楷体" w:cs="楷体" w:hint="eastAsia"/>
-          <w:sz w:val="32"/>
-          <w:szCs w:val="32"/>
-          <w:u w:val="single"/>
-        </w:rPr>
-        <w:t xml:space="preserve">2025                                        </w:t>
+        <w:t xml:space="preserve">Hydra2025                                        </w:t>
       </w:r>
     </w:p>
     <w:p>
@@ -7451,19 +7413,11 @@
         </w:rPr>
         <w:t>.1</w:t>
       </w:r>
-      <w:proofErr w:type="gramStart"/>
-      <w:r>
-        <w:rPr>
-          <w:rFonts w:hint="eastAsia"/>
-        </w:rPr>
-        <w:t>各</w:t>
-      </w:r>
-      <w:proofErr w:type="gramEnd"/>
-      <w:r>
-        <w:rPr>
-          <w:rFonts w:hint="eastAsia"/>
-        </w:rPr>
-        <w:t>模块说明</w:t>
+      <w:r>
+        <w:rPr>
+          <w:rFonts w:hint="eastAsia"/>
+        </w:rPr>
+        <w:t>各模块说明</w:t>
       </w:r>
       <w:bookmarkEnd w:id="51"/>
       <w:bookmarkEnd w:id="52"/>
@@ -7516,7 +7470,7 @@
           <w:rFonts w:hint="eastAsia"/>
         </w:rPr>
       </w:pPr>
-      <w:bookmarkStart w:id="57" w:name="_Toc198515509"/>
+      <w:bookmarkStart w:id="57" w:name="_Toc198515512"/>
       <w:r>
         <w:rPr>
           <w:rFonts w:hint="eastAsia"/>
@@ -7527,19 +7481,13 @@
         <w:rPr>
           <w:rFonts w:hint="eastAsia"/>
         </w:rPr>
-        <w:t>2</w:t>
-      </w:r>
-      <w:r>
-        <w:rPr>
-          <w:rFonts w:hint="eastAsia"/>
-        </w:rPr>
-        <w:t xml:space="preserve"> </w:t>
-      </w:r>
-      <w:r>
-        <w:rPr>
-          <w:rFonts w:hint="eastAsia"/>
-        </w:rPr>
-        <w:t>usu_fp18_acc</w:t>
+        <w:t xml:space="preserve">2 </w:t>
+      </w:r>
+      <w:r>
+        <w:rPr>
+          <w:rFonts w:hint="eastAsia"/>
+        </w:rPr>
+        <w:t>uuu_fp18_add</w:t>
       </w:r>
       <w:bookmarkEnd w:id="57"/>
     </w:p>
@@ -7551,7 +7499,7 @@
           <w:rFonts w:hint="eastAsia"/>
         </w:rPr>
       </w:pPr>
-      <w:bookmarkStart w:id="58" w:name="_Toc198515510"/>
+      <w:bookmarkStart w:id="58" w:name="_Toc198515511"/>
       <w:r>
         <w:rPr>
           <w:rFonts w:hint="eastAsia"/>
@@ -7574,7 +7522,7 @@
         <w:rPr>
           <w:rFonts w:hint="eastAsia"/>
         </w:rPr>
-        <w:t>uus_fp18_sub</w:t>
+        <w:t>uuu_fp18_acc</w:t>
       </w:r>
       <w:bookmarkEnd w:id="58"/>
     </w:p>
@@ -7586,7 +7534,7 @@
           <w:rFonts w:hint="eastAsia"/>
         </w:rPr>
       </w:pPr>
-      <w:bookmarkStart w:id="59" w:name="_Toc198515511"/>
+      <w:bookmarkStart w:id="59" w:name="_Toc198515513"/>
       <w:r>
         <w:rPr>
           <w:rFonts w:hint="eastAsia"/>
@@ -7609,7 +7557,7 @@
         <w:rPr>
           <w:rFonts w:hint="eastAsia"/>
         </w:rPr>
-        <w:t>uuu_fp18_acc</w:t>
+        <w:t>magnitude_estimators</w:t>
       </w:r>
       <w:bookmarkEnd w:id="59"/>
     </w:p>
@@ -7621,7 +7569,7 @@
           <w:rFonts w:hint="eastAsia"/>
         </w:rPr>
       </w:pPr>
-      <w:bookmarkStart w:id="60" w:name="_Toc198515512"/>
+      <w:bookmarkStart w:id="60" w:name="_Toc198515514"/>
       <w:r>
         <w:rPr>
           <w:rFonts w:hint="eastAsia"/>
@@ -7644,7 +7592,7 @@
         <w:rPr>
           <w:rFonts w:hint="eastAsia"/>
         </w:rPr>
-        <w:t>uuu_fp18_add</w:t>
+        <w:t>magnitude_accumulators</w:t>
       </w:r>
       <w:bookmarkEnd w:id="60"/>
     </w:p>
@@ -7656,7 +7604,7 @@
           <w:rFonts w:hint="eastAsia"/>
         </w:rPr>
       </w:pPr>
-      <w:bookmarkStart w:id="61" w:name="_Toc198515513"/>
+      <w:bookmarkStart w:id="61" w:name="_Toc198515515"/>
       <w:r>
         <w:rPr>
           <w:rFonts w:hint="eastAsia"/>
@@ -7675,15 +7623,13 @@
         </w:rPr>
         <w:t xml:space="preserve"> </w:t>
       </w:r>
-      <w:proofErr w:type="spellStart"/>
-      <w:r>
-        <w:rPr>
-          <w:rFonts w:hint="eastAsia"/>
-        </w:rPr>
-        <w:t>magnitude_estimators</w:t>
+      <w:r>
+        <w:rPr>
+          <w:rFonts w:hint="eastAsia"/>
+        </w:rPr>
+        <w:t>os_sorters</w:t>
       </w:r>
       <w:bookmarkEnd w:id="61"/>
-      <w:proofErr w:type="spellEnd"/>
     </w:p>
     <w:p>
       <w:pPr>
@@ -7693,7 +7639,7 @@
           <w:rFonts w:hint="eastAsia"/>
         </w:rPr>
       </w:pPr>
-      <w:bookmarkStart w:id="62" w:name="_Toc198515514"/>
+      <w:bookmarkStart w:id="62" w:name="_Toc198515517"/>
       <w:r>
         <w:rPr>
           <w:rFonts w:hint="eastAsia"/>
@@ -7712,15 +7658,13 @@
         </w:rPr>
         <w:t xml:space="preserve"> </w:t>
       </w:r>
-      <w:proofErr w:type="spellStart"/>
-      <w:r>
-        <w:rPr>
-          <w:rFonts w:hint="eastAsia"/>
-        </w:rPr>
-        <w:t>magnitude_accumulators</w:t>
+      <w:r>
+        <w:rPr>
+          <w:rFonts w:hint="eastAsia"/>
+        </w:rPr>
+        <w:t>ca_summers</w:t>
       </w:r>
       <w:bookmarkEnd w:id="62"/>
-      <w:proofErr w:type="spellEnd"/>
     </w:p>
     <w:p>
       <w:pPr>
@@ -7730,7 +7674,7 @@
           <w:rFonts w:hint="eastAsia"/>
         </w:rPr>
       </w:pPr>
-      <w:bookmarkStart w:id="63" w:name="_Toc198515515"/>
+      <w:bookmarkStart w:id="63" w:name="_Toc198515518"/>
       <w:r>
         <w:rPr>
           <w:rFonts w:hint="eastAsia"/>
@@ -7749,15 +7693,13 @@
         </w:rPr>
         <w:t xml:space="preserve"> </w:t>
       </w:r>
-      <w:proofErr w:type="spellStart"/>
-      <w:r>
-        <w:rPr>
-          <w:rFonts w:hint="eastAsia"/>
-        </w:rPr>
-        <w:t>os_sorters</w:t>
+      <w:r>
+        <w:rPr>
+          <w:rFonts w:hint="eastAsia"/>
+        </w:rPr>
+        <w:t>cfar_detectors</w:t>
       </w:r>
       <w:bookmarkEnd w:id="63"/>
-      <w:proofErr w:type="spellEnd"/>
     </w:p>
     <w:p>
       <w:pPr>
@@ -7767,7 +7709,7 @@
           <w:rFonts w:hint="eastAsia"/>
         </w:rPr>
       </w:pPr>
-      <w:bookmarkStart w:id="64" w:name="_Toc198515516"/>
+      <w:bookmarkStart w:id="64" w:name="_Toc198515519"/>
       <w:r>
         <w:rPr>
           <w:rFonts w:hint="eastAsia"/>
@@ -7786,15 +7728,13 @@
         </w:rPr>
         <w:t xml:space="preserve"> </w:t>
       </w:r>
-      <w:proofErr w:type="spellStart"/>
-      <w:r>
-        <w:rPr>
-          <w:rFonts w:hint="eastAsia"/>
-        </w:rPr>
-        <w:t>ca_subtractors</w:t>
+      <w:r>
+        <w:rPr>
+          <w:rFonts w:hint="eastAsia"/>
+        </w:rPr>
+        <w:t>buffers</w:t>
       </w:r>
       <w:bookmarkEnd w:id="64"/>
-      <w:proofErr w:type="spellEnd"/>
     </w:p>
     <w:p>
       <w:pPr>
@@ -7804,7 +7744,7 @@
           <w:rFonts w:hint="eastAsia"/>
         </w:rPr>
       </w:pPr>
-      <w:bookmarkStart w:id="65" w:name="_Toc198515517"/>
+      <w:bookmarkStart w:id="65" w:name="_Toc198515520"/>
       <w:r>
         <w:rPr>
           <w:rFonts w:hint="eastAsia"/>
@@ -7821,145 +7761,59 @@
         <w:rPr>
           <w:rFonts w:hint="eastAsia"/>
         </w:rPr>
-        <w:t xml:space="preserve"> </w:t>
-      </w:r>
-      <w:proofErr w:type="spellStart"/>
-      <w:r>
-        <w:rPr>
-          <w:rFonts w:hint="eastAsia"/>
-        </w:rPr>
-        <w:t>ca_summers</w:t>
+        <w:t xml:space="preserve"> conf</w:t>
       </w:r>
       <w:bookmarkEnd w:id="65"/>
-      <w:proofErr w:type="spellEnd"/>
     </w:p>
     <w:p>
       <w:pPr>
-        <w:pStyle w:val="30"/>
+        <w:pStyle w:val="2"/>
         <w:spacing w:before="156" w:after="156"/>
         <w:rPr>
           <w:rFonts w:hint="eastAsia"/>
         </w:rPr>
       </w:pPr>
-      <w:bookmarkStart w:id="66" w:name="_Toc198515518"/>
-      <w:r>
-        <w:rPr>
-          <w:rFonts w:hint="eastAsia"/>
-        </w:rPr>
-        <w:t>5.1.</w:t>
-      </w:r>
-      <w:r>
-        <w:rPr>
-          <w:rFonts w:hint="eastAsia"/>
-        </w:rPr>
-        <w:t>11</w:t>
-      </w:r>
-      <w:r>
-        <w:rPr>
-          <w:rFonts w:hint="eastAsia"/>
-        </w:rPr>
-        <w:t xml:space="preserve"> </w:t>
-      </w:r>
-      <w:proofErr w:type="spellStart"/>
-      <w:r>
-        <w:rPr>
-          <w:rFonts w:hint="eastAsia"/>
-        </w:rPr>
-        <w:t>cfar_detectors</w:t>
+      <w:bookmarkStart w:id="66" w:name="_Toc167062603"/>
+      <w:bookmarkStart w:id="67" w:name="_Toc172707950"/>
+      <w:bookmarkStart w:id="68" w:name="_Toc198515521"/>
+      <w:r>
+        <w:rPr>
+          <w:rFonts w:hint="eastAsia"/>
+        </w:rPr>
+        <w:t>5.2</w:t>
+      </w:r>
+      <w:r>
+        <w:rPr>
+          <w:rFonts w:hint="eastAsia"/>
+        </w:rPr>
+        <w:t>.</w:t>
       </w:r>
       <w:bookmarkEnd w:id="66"/>
-      <w:proofErr w:type="spellEnd"/>
-    </w:p>
-    <w:p>
-      <w:pPr>
-        <w:pStyle w:val="30"/>
-        <w:spacing w:before="156" w:after="156"/>
-        <w:rPr>
-          <w:rFonts w:hint="eastAsia"/>
-        </w:rPr>
-      </w:pPr>
-      <w:bookmarkStart w:id="67" w:name="_Toc198515519"/>
-      <w:r>
-        <w:rPr>
-          <w:rFonts w:hint="eastAsia"/>
-        </w:rPr>
-        <w:t>5.1.</w:t>
-      </w:r>
-      <w:r>
-        <w:rPr>
-          <w:rFonts w:hint="eastAsia"/>
-        </w:rPr>
-        <w:t>12</w:t>
-      </w:r>
-      <w:r>
-        <w:rPr>
-          <w:rFonts w:hint="eastAsia"/>
-        </w:rPr>
-        <w:t xml:space="preserve"> </w:t>
-      </w:r>
-      <w:r>
-        <w:rPr>
-          <w:rFonts w:hint="eastAsia"/>
-        </w:rPr>
-        <w:t>buffers</w:t>
-      </w:r>
       <w:bookmarkEnd w:id="67"/>
-    </w:p>
-    <w:p>
-      <w:pPr>
-        <w:pStyle w:val="30"/>
-        <w:spacing w:before="156" w:after="156"/>
-        <w:rPr>
-          <w:rFonts w:hint="eastAsia"/>
-        </w:rPr>
-      </w:pPr>
-      <w:bookmarkStart w:id="68" w:name="_Toc198515520"/>
-      <w:r>
-        <w:rPr>
-          <w:rFonts w:hint="eastAsia"/>
-        </w:rPr>
-        <w:t>5.1.</w:t>
-      </w:r>
-      <w:r>
-        <w:rPr>
-          <w:rFonts w:hint="eastAsia"/>
-        </w:rPr>
-        <w:t>13 conf</w:t>
+      <w:r>
+        <w:rPr>
+          <w:rFonts w:hint="eastAsia"/>
+        </w:rPr>
+        <w:t>接口使用方法</w:t>
       </w:r>
       <w:bookmarkEnd w:id="68"/>
     </w:p>
     <w:p>
       <w:pPr>
-        <w:pStyle w:val="2"/>
+        <w:pStyle w:val="30"/>
         <w:spacing w:before="156" w:after="156"/>
         <w:rPr>
           <w:rFonts w:hint="eastAsia"/>
         </w:rPr>
       </w:pPr>
-      <w:bookmarkStart w:id="69" w:name="_Toc167062603"/>
-      <w:bookmarkStart w:id="70" w:name="_Toc172707950"/>
-      <w:bookmarkStart w:id="71" w:name="_Toc198515521"/>
-      <w:r>
-        <w:rPr>
-          <w:rFonts w:hint="eastAsia"/>
-        </w:rPr>
-        <w:t>5.2</w:t>
-      </w:r>
-      <w:r>
-        <w:rPr>
-          <w:rFonts w:hint="eastAsia"/>
-        </w:rPr>
-        <w:t>.</w:t>
+      <w:bookmarkStart w:id="69" w:name="_Toc198515522"/>
+      <w:r>
+        <w:rPr>
+          <w:rFonts w:hint="eastAsia"/>
+        </w:rPr>
+        <w:t>5.2.1 配置方法</w:t>
       </w:r>
       <w:bookmarkEnd w:id="69"/>
-      <w:bookmarkEnd w:id="70"/>
-      <w:r>
-        <w:rPr>
-          <w:rFonts w:hint="eastAsia"/>
-        </w:rPr>
-        <w:t>接口使用方法</w:t>
-      </w:r>
-      <w:bookmarkEnd w:id="71"/>
     </w:p>
     <w:p>
       <w:pPr>
@@ -7969,31 +7823,14 @@
           <w:rFonts w:hint="eastAsia"/>
         </w:rPr>
       </w:pPr>
-      <w:bookmarkStart w:id="72" w:name="_Toc198515522"/>
-      <w:r>
-        <w:rPr>
-          <w:rFonts w:hint="eastAsia"/>
-        </w:rPr>
-        <w:t>5.2.1 配置方法</w:t>
-      </w:r>
-      <w:bookmarkEnd w:id="72"/>
-    </w:p>
-    <w:p>
-      <w:pPr>
-        <w:pStyle w:val="30"/>
-        <w:spacing w:before="156" w:after="156"/>
-        <w:rPr>
-          <w:rFonts w:hint="eastAsia"/>
-        </w:rPr>
-      </w:pPr>
-      <w:bookmarkStart w:id="73" w:name="_Toc198515523"/>
+      <w:bookmarkStart w:id="70" w:name="_Toc198515523"/>
       <w:r>
         <w:rPr>
           <w:rFonts w:hint="eastAsia"/>
         </w:rPr>
         <w:t>5.2.2 数据输入格式</w:t>
       </w:r>
-      <w:bookmarkEnd w:id="73"/>
+      <w:bookmarkEnd w:id="70"/>
     </w:p>
     <w:p>
       <w:pPr>
@@ -8018,9 +7855,9 @@
           <w:rFonts w:hint="eastAsia"/>
         </w:rPr>
       </w:pPr>
-      <w:bookmarkStart w:id="74" w:name="_Toc167062616"/>
-      <w:bookmarkStart w:id="75" w:name="_Toc172707963"/>
-      <w:bookmarkStart w:id="76" w:name="_Toc198515524"/>
+      <w:bookmarkStart w:id="71" w:name="_Toc167062616"/>
+      <w:bookmarkStart w:id="72" w:name="_Toc172707963"/>
+      <w:bookmarkStart w:id="73" w:name="_Toc198515524"/>
       <w:r>
         <w:rPr>
           <w:rFonts w:hint="eastAsia"/>
@@ -8040,9 +7877,9 @@
         </w:rPr>
         <w:t>验证方法</w:t>
       </w:r>
-      <w:bookmarkEnd w:id="74"/>
-      <w:bookmarkEnd w:id="75"/>
-      <w:bookmarkEnd w:id="76"/>
+      <w:bookmarkEnd w:id="71"/>
+      <w:bookmarkEnd w:id="72"/>
+      <w:bookmarkEnd w:id="73"/>
     </w:p>
     <w:p>
       <w:pPr>
@@ -8052,7 +7889,7 @@
           <w:rFonts w:hint="eastAsia"/>
         </w:rPr>
       </w:pPr>
-      <w:bookmarkStart w:id="77" w:name="_Toc198515525"/>
+      <w:bookmarkStart w:id="74" w:name="_Toc198515525"/>
       <w:r>
         <w:rPr>
           <w:rFonts w:hint="eastAsia"/>
@@ -8065,101 +7902,7 @@
         </w:rPr>
         <w:t>.1验证框架</w:t>
       </w:r>
-      <w:bookmarkEnd w:id="77"/>
-    </w:p>
-    <w:p>
-      <w:pPr>
-        <w:rPr>
-          <w:rFonts w:hint="eastAsia"/>
-        </w:rPr>
-      </w:pPr>
-      <w:r>
-        <w:rPr>
-          <w:noProof/>
-        </w:rPr>
-        <w:drawing>
-          <wp:inline distT="0" distB="0" distL="0" distR="0" wp14:anchorId="3C4FFDAD" wp14:editId="63C3A366">
-            <wp:extent cx="5274310" cy="3971290"/>
-            <wp:effectExtent l="0" t="0" r="2540" b="0"/>
-            <wp:docPr id="2194974" name="图片 1"/>
-            <wp:cNvGraphicFramePr>
-              <a:graphicFrameLocks xmlns:a="http://schemas.openxmlformats.org/drawingml/2006/main" noChangeAspect="1"/>
-            </wp:cNvGraphicFramePr>
-            <a:graphic xmlns:a="http://schemas.openxmlformats.org/drawingml/2006/main">
-              <a:graphicData uri="http://schemas.openxmlformats.org/drawingml/2006/picture">
-                <pic:pic xmlns:pic="http://schemas.openxmlformats.org/drawingml/2006/picture">
-                  <pic:nvPicPr>
-                    <pic:cNvPr id="2194974" name=""/>
-                    <pic:cNvPicPr/>
-                  </pic:nvPicPr>
-                  <pic:blipFill>
-                    <a:blip r:embed="rId15"/>
-                    <a:stretch>
-                      <a:fillRect/>
-                    </a:stretch>
-                  </pic:blipFill>
-                  <pic:spPr>
-                    <a:xfrm>
-                      <a:off x="0" y="0"/>
-                      <a:ext cx="5274310" cy="3971290"/>
-                    </a:xfrm>
-                    <a:prstGeom prst="rect">
-                      <a:avLst/>
-                    </a:prstGeom>
-                  </pic:spPr>
-                </pic:pic>
-              </a:graphicData>
-            </a:graphic>
-          </wp:inline>
-        </w:drawing>
-      </w:r>
-    </w:p>
-    <w:p>
-      <w:pPr>
-        <w:jc w:val="center"/>
-        <w:rPr>
-          <w:rFonts w:hint="eastAsia"/>
-          <w:b/>
-          <w:bCs/>
-          <w:sz w:val="20"/>
-        </w:rPr>
-      </w:pPr>
-      <w:r>
-        <w:rPr>
-          <w:rFonts w:hint="eastAsia"/>
-          <w:b/>
-          <w:bCs/>
-          <w:sz w:val="20"/>
-        </w:rPr>
-        <w:t>图</w:t>
-      </w:r>
-      <w:r>
-        <w:rPr>
-          <w:rFonts w:hint="eastAsia"/>
-          <w:b/>
-          <w:bCs/>
-          <w:sz w:val="20"/>
-        </w:rPr>
-        <w:t>6</w:t>
-      </w:r>
-      <w:r>
-        <w:rPr>
-          <w:rFonts w:hint="eastAsia"/>
-          <w:b/>
-          <w:bCs/>
-          <w:sz w:val="20"/>
-        </w:rPr>
-        <w:t>.1</w:t>
-      </w:r>
-      <w:r>
-        <w:rPr>
-          <w:rFonts w:hint="eastAsia"/>
-          <w:b/>
-          <w:bCs/>
-          <w:sz w:val="20"/>
-        </w:rPr>
-        <w:t xml:space="preserve"> Hydra验证方案框架图</w:t>
-      </w:r>
+      <w:bookmarkEnd w:id="74"/>
     </w:p>
     <w:p>
       <w:pPr>
@@ -8177,8 +7920,8 @@
           <w:szCs w:val="32"/>
         </w:rPr>
       </w:pPr>
-      <w:bookmarkStart w:id="78" w:name="_Toc167062626"/>
-      <w:bookmarkStart w:id="79" w:name="_Toc172707973"/>
+      <w:bookmarkStart w:id="75" w:name="_Toc167062626"/>
+      <w:bookmarkStart w:id="76" w:name="_Toc172707973"/>
       <w:r>
         <w:rPr>
           <w:rFonts w:hint="eastAsia"/>
@@ -8194,7 +7937,7 @@
           <w:rFonts w:hint="eastAsia"/>
         </w:rPr>
       </w:pPr>
-      <w:bookmarkStart w:id="80" w:name="_Toc198515526"/>
+      <w:bookmarkStart w:id="77" w:name="_Toc198515526"/>
       <w:r>
         <w:rPr>
           <w:rFonts w:hint="eastAsia"/>
@@ -8208,27 +7951,94 @@
         </w:rPr>
         <w:t>.</w:t>
       </w:r>
+      <w:bookmarkEnd w:id="75"/>
+      <w:bookmarkEnd w:id="76"/>
+      <w:r>
+        <w:rPr>
+          <w:rFonts w:hint="eastAsia"/>
+        </w:rPr>
+        <w:t>总结</w:t>
+      </w:r>
+      <w:bookmarkEnd w:id="77"/>
+    </w:p>
+    <w:p>
+      <w:pPr>
+        <w:pStyle w:val="2"/>
+        <w:spacing w:before="156" w:after="156"/>
+        <w:rPr>
+          <w:rFonts w:hint="eastAsia"/>
+        </w:rPr>
+      </w:pPr>
+      <w:bookmarkStart w:id="78" w:name="_Toc167062627"/>
+      <w:bookmarkStart w:id="79" w:name="_Toc172707974"/>
+      <w:bookmarkStart w:id="80" w:name="_Toc198515527"/>
+      <w:r>
+        <w:rPr>
+          <w:rFonts w:hint="eastAsia"/>
+        </w:rPr>
+        <w:t>7</w:t>
+      </w:r>
+      <w:r>
+        <w:rPr>
+          <w:rFonts w:hint="eastAsia"/>
+        </w:rPr>
+        <w:t>.1</w:t>
+      </w:r>
+      <w:r>
+        <w:rPr>
+          <w:rFonts w:hint="eastAsia"/>
+        </w:rPr>
+        <w:t>设计优缺点</w:t>
+      </w:r>
       <w:bookmarkEnd w:id="78"/>
       <w:bookmarkEnd w:id="79"/>
-      <w:r>
-        <w:rPr>
-          <w:rFonts w:hint="eastAsia"/>
-        </w:rPr>
-        <w:t>总结</w:t>
-      </w:r>
       <w:bookmarkEnd w:id="80"/>
     </w:p>
     <w:p>
       <w:pPr>
+        <w:pStyle w:val="30"/>
+        <w:spacing w:before="156" w:after="156"/>
+        <w:rPr>
+          <w:rFonts w:hint="eastAsia"/>
+        </w:rPr>
+      </w:pPr>
+      <w:bookmarkStart w:id="81" w:name="_Toc198515528"/>
+      <w:r>
+        <w:rPr>
+          <w:rFonts w:hint="eastAsia"/>
+        </w:rPr>
+        <w:t>7.1.1优点</w:t>
+      </w:r>
+      <w:bookmarkEnd w:id="81"/>
+    </w:p>
+    <w:p>
+      <w:pPr>
+        <w:pStyle w:val="30"/>
+        <w:spacing w:before="156" w:after="156"/>
+        <w:rPr>
+          <w:rFonts w:hint="eastAsia"/>
+        </w:rPr>
+      </w:pPr>
+      <w:bookmarkStart w:id="82" w:name="_Toc198515529"/>
+      <w:r>
+        <w:rPr>
+          <w:rFonts w:hint="eastAsia"/>
+        </w:rPr>
+        <w:t>7.1.2缺点</w:t>
+      </w:r>
+      <w:bookmarkEnd w:id="82"/>
+    </w:p>
+    <w:p>
+      <w:pPr>
         <w:pStyle w:val="2"/>
         <w:spacing w:before="156" w:after="156"/>
         <w:rPr>
           <w:rFonts w:hint="eastAsia"/>
         </w:rPr>
       </w:pPr>
-      <w:bookmarkStart w:id="81" w:name="_Toc167062627"/>
-      <w:bookmarkStart w:id="82" w:name="_Toc172707974"/>
-      <w:bookmarkStart w:id="83" w:name="_Toc198515527"/>
+      <w:bookmarkStart w:id="83" w:name="_Toc167062628"/>
+      <w:bookmarkStart w:id="84" w:name="_Toc172707975"/>
+      <w:bookmarkStart w:id="85" w:name="_Toc198515530"/>
       <w:r>
         <w:rPr>
           <w:rFonts w:hint="eastAsia"/>
@@ -8239,84 +8049,17 @@
         <w:rPr>
           <w:rFonts w:hint="eastAsia"/>
         </w:rPr>
-        <w:t>.1</w:t>
-      </w:r>
-      <w:r>
-        <w:rPr>
-          <w:rFonts w:hint="eastAsia"/>
-        </w:rPr>
-        <w:t>设计优缺点</w:t>
-      </w:r>
-      <w:bookmarkEnd w:id="81"/>
-      <w:bookmarkEnd w:id="82"/>
+        <w:t>.2</w:t>
+      </w:r>
       <w:bookmarkEnd w:id="83"/>
-    </w:p>
-    <w:p>
-      <w:pPr>
-        <w:pStyle w:val="30"/>
-        <w:spacing w:before="156" w:after="156"/>
-        <w:rPr>
-          <w:rFonts w:hint="eastAsia"/>
-        </w:rPr>
-      </w:pPr>
-      <w:bookmarkStart w:id="84" w:name="_Toc198515528"/>
-      <w:r>
-        <w:rPr>
-          <w:rFonts w:hint="eastAsia"/>
-        </w:rPr>
-        <w:t>7.1.1优点</w:t>
-      </w:r>
       <w:bookmarkEnd w:id="84"/>
-    </w:p>
-    <w:p>
-      <w:pPr>
-        <w:pStyle w:val="30"/>
-        <w:spacing w:before="156" w:after="156"/>
-        <w:rPr>
-          <w:rFonts w:hint="eastAsia"/>
-        </w:rPr>
-      </w:pPr>
-      <w:bookmarkStart w:id="85" w:name="_Toc198515529"/>
-      <w:r>
-        <w:rPr>
-          <w:rFonts w:hint="eastAsia"/>
-        </w:rPr>
-        <w:t>7.1.2缺点</w:t>
+      <w:r>
+        <w:rPr>
+          <w:rFonts w:hint="eastAsia"/>
+        </w:rPr>
+        <w:t xml:space="preserve"> 参数汇总</w:t>
       </w:r>
       <w:bookmarkEnd w:id="85"/>
-    </w:p>
-    <w:p>
-      <w:pPr>
-        <w:pStyle w:val="2"/>
-        <w:spacing w:before="156" w:after="156"/>
-        <w:rPr>
-          <w:rFonts w:hint="eastAsia"/>
-        </w:rPr>
-      </w:pPr>
-      <w:bookmarkStart w:id="86" w:name="_Toc167062628"/>
-      <w:bookmarkStart w:id="87" w:name="_Toc172707975"/>
-      <w:bookmarkStart w:id="88" w:name="_Toc198515530"/>
-      <w:r>
-        <w:rPr>
-          <w:rFonts w:hint="eastAsia"/>
-        </w:rPr>
-        <w:t>7</w:t>
-      </w:r>
-      <w:r>
-        <w:rPr>
-          <w:rFonts w:hint="eastAsia"/>
-        </w:rPr>
-        <w:t>.2</w:t>
-      </w:r>
-      <w:bookmarkEnd w:id="86"/>
-      <w:bookmarkEnd w:id="87"/>
-      <w:r>
-        <w:rPr>
-          <w:rFonts w:hint="eastAsia"/>
-        </w:rPr>
-        <w:t xml:space="preserve"> 参数汇总</w:t>
-      </w:r>
-      <w:bookmarkEnd w:id="88"/>
     </w:p>
     <w:sectPr>
       <w:type w:val="continuous"/>
@@ -8503,16 +8246,8 @@
       <w:rPr>
         <w:rFonts w:hint="eastAsia"/>
       </w:rPr>
-      <w:t>加</w:t>
+      <w:t>加特兰杯</w:t>
     </w:r>
-    <w:proofErr w:type="gramStart"/>
-    <w:r>
-      <w:rPr>
-        <w:rFonts w:hint="eastAsia"/>
-      </w:rPr>
-      <w:t>特兰杯</w:t>
-    </w:r>
-    <w:proofErr w:type="gramEnd"/>
     <w:r>
       <w:rPr>
         <w:rFonts w:hint="eastAsia"/>
